--- a/reports/ПР_5-6_Функциональное_моделирование.docx
+++ b/reports/ПР_5-6_Функциональное_моделирование.docx
@@ -1751,7 +1751,7 @@
                 <w:i w:val="0"/>
                 <w:sz w:val="24"/>
               </w:rPr>
-              <w:t>Разрабатывает и контролирует модели</w:t>
+              <w:t>Ведёт и контролирует методику оценки</w:t>
             </w:r>
           </w:p>
         </w:tc>
@@ -2075,7 +2075,7 @@
                 <w:i w:val="0"/>
                 <w:sz w:val="24"/>
               </w:rPr>
-              <w:t>Отчёт о качестве модели</w:t>
+              <w:t>Отчёт о качестве методики</w:t>
             </w:r>
           </w:p>
         </w:tc>
@@ -2121,7 +2121,7 @@
                 <w:i w:val="0"/>
                 <w:sz w:val="24"/>
               </w:rPr>
-              <w:t>Метрики качества и стабильности скоринговой модели</w:t>
+              <w:t>Метрики качества и стабильности методики оценки (Gini, PSI)</w:t>
             </w:r>
           </w:p>
         </w:tc>
@@ -2154,7 +2154,7 @@
           <w:i w:val="0"/>
           <w:sz w:val="28"/>
         </w:rPr>
-        <w:t>Диаграмма декомпозиции первого уровня A0 (рисунок 5.2) содержит пять функциональных блоков. Выход каждого блока используется последующими блоками как вход; обратная связь по управлению от блока A5 к блоку A3 отражает публикацию утверждённой версии модели, которая определяет порядок расчёта оценки.</w:t>
+        <w:t>Диаграмма декомпозиции первого уровня A0 (рисунок 5.2) содержит пять функциональных блоков. Выход каждого блока используется последующими блоками как вход; обратная связь по управлению от блока A5 к блоку A3 отражает публикацию утверждённой версии методики (баллов скоринговой карты), которая определяет порядок расчёта оценки.</w:t>
       </w:r>
     </w:p>
     <w:p>
@@ -2555,7 +2555,7 @@
                 <w:i w:val="0"/>
                 <w:sz w:val="24"/>
               </w:rPr>
-              <w:t>Проверка стоп-факторов, формирование признаков, расчёт вероятности дефолта ML-моделью и ПДН, формирование рекомендации</w:t>
+              <w:t>Проверка стоп-факторов, формирование признаков, расчёт балла скоринговой карты, вероятности дефолта и ПДН, формирование рекомендации</w:t>
             </w:r>
           </w:p>
         </w:tc>
@@ -2680,7 +2680,7 @@
                 <w:i w:val="0"/>
                 <w:sz w:val="24"/>
               </w:rPr>
-              <w:t>Контролировать качество модели</w:t>
+              <w:t>Вести и контролировать методику</w:t>
             </w:r>
           </w:p>
         </w:tc>
@@ -2703,7 +2703,7 @@
                 <w:i w:val="0"/>
                 <w:sz w:val="24"/>
               </w:rPr>
-              <w:t>Мониторинг метрик качества и стабильности модели, переобучение и публикация новой версии модели</w:t>
+              <w:t>Мониторинг метрик качества и стабильности методики, проверка версии-кандидата на истории, утверждение и публикация новой версии</w:t>
             </w:r>
           </w:p>
         </w:tc>
@@ -3572,7 +3572,7 @@
                 <w:i w:val="0"/>
                 <w:sz w:val="24"/>
               </w:rPr>
-              <w:t>Граница диаграммы → Контролировать качество модели</w:t>
+              <w:t>Граница диаграммы → Вести и контролировать методику</w:t>
             </w:r>
           </w:p>
         </w:tc>
@@ -3822,7 +3822,7 @@
                 <w:i w:val="0"/>
                 <w:sz w:val="24"/>
               </w:rPr>
-              <w:t>Отчёт о качестве модели</w:t>
+              <w:t>Отчёт о качестве методики</w:t>
             </w:r>
           </w:p>
         </w:tc>
@@ -3868,7 +3868,7 @@
                 <w:i w:val="0"/>
                 <w:sz w:val="24"/>
               </w:rPr>
-              <w:t>Контролировать качество модели → граница диаграммы</w:t>
+              <w:t>Вести и контролировать методику → граница диаграммы</w:t>
             </w:r>
           </w:p>
         </w:tc>
@@ -4164,7 +4164,7 @@
                 <w:i w:val="0"/>
                 <w:sz w:val="24"/>
               </w:rPr>
-              <w:t>Принять решение по заявке → Контролировать качество модели</w:t>
+              <w:t>Принять решение по заявке → Вести и контролировать методику</w:t>
             </w:r>
           </w:p>
         </w:tc>
@@ -4192,7 +4192,7 @@
                 <w:i w:val="0"/>
                 <w:sz w:val="24"/>
               </w:rPr>
-              <w:t>Утверждённая модель</w:t>
+              <w:t>Опубликованная версия методики</w:t>
             </w:r>
           </w:p>
         </w:tc>
@@ -4238,7 +4238,7 @@
                 <w:i w:val="0"/>
                 <w:sz w:val="24"/>
               </w:rPr>
-              <w:t>Контролировать качество модели → Рассчитать скоринговую оценку</w:t>
+              <w:t>Вести и контролировать методику → Рассчитать скоринговую оценку</w:t>
             </w:r>
           </w:p>
         </w:tc>
@@ -5611,7 +5611,7 @@
                 <w:i w:val="0"/>
                 <w:sz w:val="24"/>
               </w:rPr>
-              <w:t>Расчёт признаков анкеты и кредитной истории для модели</w:t>
+              <w:t>Расчёт 40 признаков анкеты, кредитной истории и данных АБС</w:t>
             </w:r>
           </w:p>
         </w:tc>
@@ -5846,7 +5846,7 @@
                 <w:i w:val="0"/>
                 <w:sz w:val="24"/>
               </w:rPr>
-              <w:t>Рассчитать PD моделью</w:t>
+              <w:t>Рассчитать PD по скоринговой карте</w:t>
             </w:r>
           </w:p>
         </w:tc>
@@ -5869,7 +5869,7 @@
                 <w:i w:val="0"/>
                 <w:sz w:val="24"/>
               </w:rPr>
-              <w:t>Применение опубликованной версии модели, расчёт вероятности дефолта</w:t>
+              <w:t>Начисление баллов опубликованной версией карты, перевод балла в вероятность дефолта</w:t>
             </w:r>
           </w:p>
         </w:tc>
@@ -6017,7 +6017,7 @@
                 <w:i w:val="0"/>
                 <w:sz w:val="24"/>
               </w:rPr>
-              <w:t>Класс риска, рекомендация, условия кредита, факторы SHAP</w:t>
+              <w:t>Класс риска, рекомендация и условия по матрице «класс риска × ПДН», пять факторов «за» и пять «против»</w:t>
             </w:r>
           </w:p>
         </w:tc>
@@ -6187,7 +6187,7 @@
           <w:i w:val="0"/>
           <w:sz w:val="28"/>
         </w:rPr>
-        <w:t>4.6 Декомпозиция операции 3.4 «Рассчитать PD моделью машинного обучения» (третий уровень)</w:t>
+        <w:t>4.6 Декомпозиция операции 3.4 «Рассчитать PD по скоринговой карте» (третий уровень)</w:t>
       </w:r>
     </w:p>
     <w:p>
@@ -6198,7 +6198,7 @@
           <w:i w:val="0"/>
           <w:sz w:val="28"/>
         </w:rPr>
-        <w:t>Операция 3.4 декомпозирована на третьем уровне модели (рисунок 5.5). После загрузки опубликованной версии модели и предобработки признаков выполняется расчёт вероятности дефолта; если версия модели поддерживает объяснения, параллельно с присвоением класса риска рассчитывается вклад факторов (перекрёсток «ИЛИ» J1 — выполняется одна или обе ветви).</w:t>
+        <w:t>Операция 3.4 декомпозирована на третьем уровне модели (рисунок 5.5). После загрузки опубликованной версии методики значения признаков относятся к интервалам характеристик скоринговой карты, баллы суммируются и переводятся в вероятность дефолта; затем присваивается класс риска и, если сотруднику нужно объяснение, рассчитывается вклад характеристик (перекрёсток «ИЛИ» J1 — выполняется одна или обе ветви).</w:t>
       </w:r>
     </w:p>
     <w:p>
@@ -6428,7 +6428,7 @@
                 <w:i w:val="0"/>
                 <w:sz w:val="24"/>
               </w:rPr>
-              <w:t>Загрузить опубликованную версию модели</w:t>
+              <w:t>Загрузить опубликованную версию методики</w:t>
             </w:r>
           </w:p>
         </w:tc>
@@ -6451,7 +6451,7 @@
                 <w:i w:val="0"/>
                 <w:sz w:val="24"/>
               </w:rPr>
-              <w:t>Получение артефакта модели из реестра моделей (кэшируется в памяти сервиса)</w:t>
+              <w:t>Получение баллов характеристик из реестра версий методики</w:t>
             </w:r>
           </w:p>
         </w:tc>
@@ -6612,7 +6612,7 @@
                 <w:i w:val="0"/>
                 <w:sz w:val="24"/>
               </w:rPr>
-              <w:t>Выполнить предобработку признаков</w:t>
+              <w:t>Начислить баллы по характеристикам</w:t>
             </w:r>
           </w:p>
         </w:tc>
@@ -6635,7 +6635,7 @@
                 <w:i w:val="0"/>
                 <w:sz w:val="24"/>
               </w:rPr>
-              <w:t>Заполнение пропусков, кодирование категорий, WoE-преобразование по схеме модели</w:t>
+              <w:t>Отнесение значения каждого признака к интервалу характеристики (отдельный интервал — для пропусков), суммирование баллов</w:t>
             </w:r>
           </w:p>
         </w:tc>
@@ -6686,7 +6686,7 @@
                 <w:i w:val="0"/>
                 <w:sz w:val="24"/>
               </w:rPr>
-              <w:t>Вычислить вероятность дефолта</w:t>
+              <w:t>Перевести балл в вероятность дефолта</w:t>
             </w:r>
           </w:p>
         </w:tc>
@@ -6709,7 +6709,7 @@
                 <w:i w:val="0"/>
                 <w:sz w:val="24"/>
               </w:rPr>
-              <w:t>Расчёт PD и скорингового балла</w:t>
+              <w:t>PD = 1 / (1 + 50 · 2^((балл − 600) / 20))</w:t>
             </w:r>
           </w:p>
         </w:tc>
@@ -6908,7 +6908,7 @@
                 <w:i w:val="0"/>
                 <w:sz w:val="24"/>
               </w:rPr>
-              <w:t>Рассчитать вклад факторов</w:t>
+              <w:t>Рассчитать вклад характеристик</w:t>
             </w:r>
           </w:p>
         </w:tc>
@@ -6931,7 +6931,7 @@
                 <w:i w:val="0"/>
                 <w:sz w:val="24"/>
               </w:rPr>
-              <w:t>Значения Шепли для признаков заявки</w:t>
+              <w:t>Отклонение баллов каждой характеристики от нейтрального значения; пять наибольших в каждую сторону</w:t>
             </w:r>
           </w:p>
         </w:tc>
@@ -7148,7 +7148,7 @@
                 <w:i w:val="0"/>
                 <w:sz w:val="24"/>
               </w:rPr>
-              <w:t>Заявки, анкеты, согласия, документы, решения</w:t>
+              <w:t>Заявки, анкеты, согласия, документы, решения, выданные кредиты</w:t>
             </w:r>
           </w:p>
         </w:tc>
@@ -7250,7 +7250,7 @@
                 <w:i w:val="0"/>
                 <w:sz w:val="24"/>
               </w:rPr>
-              <w:t>Реестр моделей</w:t>
+              <w:t>Реестр версий методики</w:t>
             </w:r>
           </w:p>
         </w:tc>
@@ -7296,7 +7296,7 @@
                 <w:i w:val="0"/>
                 <w:sz w:val="24"/>
               </w:rPr>
-              <w:t>Версии моделей, их метрики и статусы</w:t>
+              <w:t>Версии скоринговой карты, их метрики и статусы, отчёты мониторинга</w:t>
             </w:r>
           </w:p>
         </w:tc>

--- a/reports/ПР_5-6_Функциональное_моделирование.docx
+++ b/reports/ПР_5-6_Функциональное_моделирование.docx
@@ -424,7 +424,7 @@
           <w:i w:val="0"/>
           <w:sz w:val="28"/>
         </w:rPr>
-        <w:t>Объект моделирования — процесс оценки кредитоспособности физических лиц в отделе розничного кредитования Банка с использованием системы «СППР оценки кредитоспособности», описанной в практической работе № 3 и требованиях практической работы № 4. Модель строится в нотации «как будет» (TO-BE) и отражает весь функционал системы: каждой функции из описания системы соответствует по крайней мере один функциональный блок.</w:t>
+        <w:t>Объект моделирования — процесс оценки кредитоспособности заёмщика в небольшой микрофинансовой организации или кредитном кооперативе с использованием базовой редакции системы «СППР оценки кредитоспособности», описанной в практической работе № 3 и требованиях практической работы № 4. Модель строится в нотации «как будет» (TO-BE) и отражает весь функционал базовой редакции: каждой функции соответствует по крайней мере один функциональный блок.</w:t>
       </w:r>
     </w:p>
     <w:p>
@@ -884,7 +884,7 @@
           <w:i w:val="0"/>
           <w:sz w:val="28"/>
         </w:rPr>
-        <w:t>Контекстная диаграмма A-0 (рисунок 5.1) содержит один функциональный блок, отражающий систему в целом, и определяет её границы: входные данные (заявка и документы клиента, кредитный отчёт), управляющие воздействия (кредитная политика, законодательство, требования Банка России), механизмы (сотрудники и программно-аппаратный комплекс) и результаты.</w:t>
+        <w:t>Контекстная диаграмма A-0 (рисунок 5.1) содержит один функциональный блок, отражающий систему в целом, и определяет её границы: входные данные (заявка, согласие, кредитный отчёт), управляющие воздействия (правила выдачи займов, законодательство, требования Банка России), механизмы (специалист и программа) и результаты (решение, отчёт). Обмена с внешними системами нет: кредитный отчёт поступает на вход в виде документа, полученного специалистом на портале бюро.</w:t>
       </w:r>
     </w:p>
     <w:p>
@@ -895,7 +895,7 @@
           <w:i w:val="0"/>
           <w:sz w:val="28"/>
         </w:rPr>
-        <w:t>Цель моделирования: описать функции процесса оценки кредитоспособности заёмщика с использованием СППР, потоки данных между ними и правила их выполнения для проектирования программного обеспечения системы.</w:t>
+        <w:t>Цель моделирования: описать функции процесса оценки заявки на заём с использованием системы, потоки данных между ними и правила их выполнения для проектирования программы.</w:t>
       </w:r>
     </w:p>
     <w:p>
@@ -906,7 +906,7 @@
           <w:i w:val="0"/>
           <w:sz w:val="28"/>
         </w:rPr>
-        <w:t>Точка зрения: руководитель отдела розничного кредитования.</w:t>
+        <w:t>Точка зрения: руководитель Организации.</w:t>
       </w:r>
     </w:p>
     <w:p>
@@ -1159,7 +1159,7 @@
                 <w:i w:val="0"/>
                 <w:sz w:val="24"/>
               </w:rPr>
-              <w:t>Заявление клиента на получение кредита, анкетные данные, сведения о доходах</w:t>
+              <w:t>Паспортные данные, параметры займа, доход и стаж клиента</w:t>
             </w:r>
           </w:p>
         </w:tc>
@@ -1187,7 +1187,7 @@
                 <w:i w:val="0"/>
                 <w:sz w:val="24"/>
               </w:rPr>
-              <w:t>Документы клиента</w:t>
+              <w:t>Согласие клиента</w:t>
             </w:r>
           </w:p>
         </w:tc>
@@ -1233,7 +1233,7 @@
                 <w:i w:val="0"/>
                 <w:sz w:val="24"/>
               </w:rPr>
-              <w:t>Копии паспорта, справки о доходах, согласия на обработку ПДн и запрос в БКИ</w:t>
+              <w:t>Согласие на обработку персональных данных и запрос кредитного отчёта</w:t>
             </w:r>
           </w:p>
         </w:tc>
@@ -1307,7 +1307,7 @@
                 <w:i w:val="0"/>
                 <w:sz w:val="24"/>
               </w:rPr>
-              <w:t>Сведения о кредитной истории заёмщика, полученные из бюро кредитных историй</w:t>
+              <w:t>Отчёт, полученный специалистом на веб-портале бюро кредитных историй</w:t>
             </w:r>
           </w:p>
         </w:tc>
@@ -1335,7 +1335,7 @@
                 <w:i w:val="0"/>
                 <w:sz w:val="24"/>
               </w:rPr>
-              <w:t>Кредитная политика Банка</w:t>
+              <w:t>Правила выдачи займов</w:t>
             </w:r>
           </w:p>
         </w:tc>
@@ -1381,7 +1381,7 @@
                 <w:i w:val="0"/>
                 <w:sz w:val="24"/>
               </w:rPr>
-              <w:t>Кредитные продукты, стоп-факторы, лимиты полномочий, матрица условий</w:t>
+              <w:t>Кредитные продукты, стоп-факторы, условия по классам риска</w:t>
             </w:r>
           </w:p>
         </w:tc>
@@ -1455,7 +1455,7 @@
                 <w:i w:val="0"/>
                 <w:sz w:val="24"/>
               </w:rPr>
-              <w:t>152-ФЗ, 218-ФЗ, 353-ФЗ — требования к обработке данных и кредитованию</w:t>
+              <w:t>152-ФЗ, 218-ФЗ, 353-ФЗ, 151-ФЗ, 190-ФЗ</w:t>
             </w:r>
           </w:p>
         </w:tc>
@@ -1557,7 +1557,7 @@
                 <w:i w:val="0"/>
                 <w:sz w:val="24"/>
               </w:rPr>
-              <w:t>Кредитный специалист</w:t>
+              <w:t>Специалист по займам</w:t>
             </w:r>
           </w:p>
         </w:tc>
@@ -1603,7 +1603,7 @@
                 <w:i w:val="0"/>
                 <w:sz w:val="24"/>
               </w:rPr>
-              <w:t>Регистрирует заявку, взаимодействует с клиентом</w:t>
+              <w:t>Принимает заявку, вносит сведения, принимает решение</w:t>
             </w:r>
           </w:p>
         </w:tc>
@@ -1631,7 +1631,7 @@
                 <w:i w:val="0"/>
                 <w:sz w:val="24"/>
               </w:rPr>
-              <w:t>Андеррайтер</w:t>
+              <w:t>Программа «Кредитный скоринг Базовая»</w:t>
             </w:r>
           </w:p>
         </w:tc>
@@ -1677,155 +1677,7 @@
                 <w:i w:val="0"/>
                 <w:sz w:val="24"/>
               </w:rPr>
-              <w:t>Принимает решение по заявке</w:t>
-            </w:r>
-          </w:p>
-        </w:tc>
-      </w:tr>
-      <w:tr>
-        <w:trPr>
-          <w:cantSplit/>
-        </w:trPr>
-        <w:tc>
-          <w:tcPr>
-            <w:tcW w:type="dxa" w:w="2608"/>
-          </w:tcPr>
-          <w:p>
-            <w:pPr>
-              <w:widowControl w:val="0"/>
-              <w:spacing w:line="240" w:lineRule="auto" w:after="0"/>
-              <w:ind w:firstLine="0"/>
-              <w:jc w:val="left"/>
-            </w:pPr>
-            <w:r/>
-            <w:r>
-              <w:rPr>
-                <w:rFonts w:ascii="Times New Roman" w:hAnsi="Times New Roman" w:cs="Times New Roman" w:eastAsia="Times New Roman"/>
-                <w:b w:val="0"/>
-                <w:i w:val="0"/>
-                <w:sz w:val="24"/>
-              </w:rPr>
-              <w:t>Риск-аналитик</w:t>
-            </w:r>
-          </w:p>
-        </w:tc>
-        <w:tc>
-          <w:tcPr>
-            <w:tcW w:type="dxa" w:w="1474"/>
-          </w:tcPr>
-          <w:p>
-            <w:pPr>
-              <w:widowControl w:val="0"/>
-              <w:spacing w:line="240" w:lineRule="auto" w:after="0"/>
-              <w:ind w:firstLine="0"/>
-              <w:jc w:val="left"/>
-            </w:pPr>
-            <w:r/>
-            <w:r>
-              <w:rPr>
-                <w:rFonts w:ascii="Times New Roman" w:hAnsi="Times New Roman" w:cs="Times New Roman" w:eastAsia="Times New Roman"/>
-                <w:b w:val="0"/>
-                <w:i w:val="0"/>
-                <w:sz w:val="24"/>
-              </w:rPr>
-              <w:t>Механизм</w:t>
-            </w:r>
-          </w:p>
-        </w:tc>
-        <w:tc>
-          <w:tcPr>
-            <w:tcW w:type="dxa" w:w="5272"/>
-          </w:tcPr>
-          <w:p>
-            <w:pPr>
-              <w:widowControl w:val="0"/>
-              <w:spacing w:line="240" w:lineRule="auto" w:after="0"/>
-              <w:ind w:firstLine="0"/>
-              <w:jc w:val="left"/>
-            </w:pPr>
-            <w:r/>
-            <w:r>
-              <w:rPr>
-                <w:rFonts w:ascii="Times New Roman" w:hAnsi="Times New Roman" w:cs="Times New Roman" w:eastAsia="Times New Roman"/>
-                <w:b w:val="0"/>
-                <w:i w:val="0"/>
-                <w:sz w:val="24"/>
-              </w:rPr>
-              <w:t>Разрабатывает и контролирует модели</w:t>
-            </w:r>
-          </w:p>
-        </w:tc>
-      </w:tr>
-      <w:tr>
-        <w:trPr>
-          <w:cantSplit/>
-        </w:trPr>
-        <w:tc>
-          <w:tcPr>
-            <w:tcW w:type="dxa" w:w="2608"/>
-          </w:tcPr>
-          <w:p>
-            <w:pPr>
-              <w:widowControl w:val="0"/>
-              <w:spacing w:line="240" w:lineRule="auto" w:after="0"/>
-              <w:ind w:firstLine="0"/>
-              <w:jc w:val="left"/>
-            </w:pPr>
-            <w:r/>
-            <w:r>
-              <w:rPr>
-                <w:rFonts w:ascii="Times New Roman" w:hAnsi="Times New Roman" w:cs="Times New Roman" w:eastAsia="Times New Roman"/>
-                <w:b w:val="0"/>
-                <w:i w:val="0"/>
-                <w:sz w:val="24"/>
-              </w:rPr>
-              <w:t>СППР</w:t>
-            </w:r>
-          </w:p>
-        </w:tc>
-        <w:tc>
-          <w:tcPr>
-            <w:tcW w:type="dxa" w:w="1474"/>
-          </w:tcPr>
-          <w:p>
-            <w:pPr>
-              <w:widowControl w:val="0"/>
-              <w:spacing w:line="240" w:lineRule="auto" w:after="0"/>
-              <w:ind w:firstLine="0"/>
-              <w:jc w:val="left"/>
-            </w:pPr>
-            <w:r/>
-            <w:r>
-              <w:rPr>
-                <w:rFonts w:ascii="Times New Roman" w:hAnsi="Times New Roman" w:cs="Times New Roman" w:eastAsia="Times New Roman"/>
-                <w:b w:val="0"/>
-                <w:i w:val="0"/>
-                <w:sz w:val="24"/>
-              </w:rPr>
-              <w:t>Механизм</w:t>
-            </w:r>
-          </w:p>
-        </w:tc>
-        <w:tc>
-          <w:tcPr>
-            <w:tcW w:type="dxa" w:w="5272"/>
-          </w:tcPr>
-          <w:p>
-            <w:pPr>
-              <w:widowControl w:val="0"/>
-              <w:spacing w:line="240" w:lineRule="auto" w:after="0"/>
-              <w:ind w:firstLine="0"/>
-              <w:jc w:val="left"/>
-            </w:pPr>
-            <w:r/>
-            <w:r>
-              <w:rPr>
-                <w:rFonts w:ascii="Times New Roman" w:hAnsi="Times New Roman" w:cs="Times New Roman" w:eastAsia="Times New Roman"/>
-                <w:b w:val="0"/>
-                <w:i w:val="0"/>
-                <w:sz w:val="24"/>
-              </w:rPr>
-              <w:t>Программно-аппаратный комплекс системы</w:t>
+              <w:t>Программа на компьютере Организации</w:t>
             </w:r>
           </w:p>
         </w:tc>
@@ -1899,7 +1751,7 @@
                 <w:i w:val="0"/>
                 <w:sz w:val="24"/>
               </w:rPr>
-              <w:t>Одобрение (с условиями: сумма, срок, ставка) или отказ</w:t>
+              <w:t>Одобрение с суммой займа или отказ, обоснование</w:t>
             </w:r>
           </w:p>
         </w:tc>
@@ -1927,7 +1779,7 @@
                 <w:i w:val="0"/>
                 <w:sz w:val="24"/>
               </w:rPr>
-              <w:t>Уведомление клиента</w:t>
+              <w:t>Отчёт об одобрении</w:t>
             </w:r>
           </w:p>
         </w:tc>
@@ -1973,155 +1825,7 @@
                 <w:i w:val="0"/>
                 <w:sz w:val="24"/>
               </w:rPr>
-              <w:t>Сообщение клиенту о результате рассмотрения заявки</w:t>
-            </w:r>
-          </w:p>
-        </w:tc>
-      </w:tr>
-      <w:tr>
-        <w:trPr>
-          <w:cantSplit/>
-        </w:trPr>
-        <w:tc>
-          <w:tcPr>
-            <w:tcW w:type="dxa" w:w="2608"/>
-          </w:tcPr>
-          <w:p>
-            <w:pPr>
-              <w:widowControl w:val="0"/>
-              <w:spacing w:line="240" w:lineRule="auto" w:after="0"/>
-              <w:ind w:firstLine="0"/>
-              <w:jc w:val="left"/>
-            </w:pPr>
-            <w:r/>
-            <w:r>
-              <w:rPr>
-                <w:rFonts w:ascii="Times New Roman" w:hAnsi="Times New Roman" w:cs="Times New Roman" w:eastAsia="Times New Roman"/>
-                <w:b w:val="0"/>
-                <w:i w:val="0"/>
-                <w:sz w:val="24"/>
-              </w:rPr>
-              <w:t>Запрос в БКИ</w:t>
-            </w:r>
-          </w:p>
-        </w:tc>
-        <w:tc>
-          <w:tcPr>
-            <w:tcW w:type="dxa" w:w="1474"/>
-          </w:tcPr>
-          <w:p>
-            <w:pPr>
-              <w:widowControl w:val="0"/>
-              <w:spacing w:line="240" w:lineRule="auto" w:after="0"/>
-              <w:ind w:firstLine="0"/>
-              <w:jc w:val="left"/>
-            </w:pPr>
-            <w:r/>
-            <w:r>
-              <w:rPr>
-                <w:rFonts w:ascii="Times New Roman" w:hAnsi="Times New Roman" w:cs="Times New Roman" w:eastAsia="Times New Roman"/>
-                <w:b w:val="0"/>
-                <w:i w:val="0"/>
-                <w:sz w:val="24"/>
-              </w:rPr>
-              <w:t>Выход</w:t>
-            </w:r>
-          </w:p>
-        </w:tc>
-        <w:tc>
-          <w:tcPr>
-            <w:tcW w:type="dxa" w:w="5272"/>
-          </w:tcPr>
-          <w:p>
-            <w:pPr>
-              <w:widowControl w:val="0"/>
-              <w:spacing w:line="240" w:lineRule="auto" w:after="0"/>
-              <w:ind w:firstLine="0"/>
-              <w:jc w:val="left"/>
-            </w:pPr>
-            <w:r/>
-            <w:r>
-              <w:rPr>
-                <w:rFonts w:ascii="Times New Roman" w:hAnsi="Times New Roman" w:cs="Times New Roman" w:eastAsia="Times New Roman"/>
-                <w:b w:val="0"/>
-                <w:i w:val="0"/>
-                <w:sz w:val="24"/>
-              </w:rPr>
-              <w:t>Запрос кредитного отчёта, направляемый в бюро</w:t>
-            </w:r>
-          </w:p>
-        </w:tc>
-      </w:tr>
-      <w:tr>
-        <w:trPr>
-          <w:cantSplit/>
-        </w:trPr>
-        <w:tc>
-          <w:tcPr>
-            <w:tcW w:type="dxa" w:w="2608"/>
-          </w:tcPr>
-          <w:p>
-            <w:pPr>
-              <w:widowControl w:val="0"/>
-              <w:spacing w:line="240" w:lineRule="auto" w:after="0"/>
-              <w:ind w:firstLine="0"/>
-              <w:jc w:val="left"/>
-            </w:pPr>
-            <w:r/>
-            <w:r>
-              <w:rPr>
-                <w:rFonts w:ascii="Times New Roman" w:hAnsi="Times New Roman" w:cs="Times New Roman" w:eastAsia="Times New Roman"/>
-                <w:b w:val="0"/>
-                <w:i w:val="0"/>
-                <w:sz w:val="24"/>
-              </w:rPr>
-              <w:t>Отчёт о качестве модели</w:t>
-            </w:r>
-          </w:p>
-        </w:tc>
-        <w:tc>
-          <w:tcPr>
-            <w:tcW w:type="dxa" w:w="1474"/>
-          </w:tcPr>
-          <w:p>
-            <w:pPr>
-              <w:widowControl w:val="0"/>
-              <w:spacing w:line="240" w:lineRule="auto" w:after="0"/>
-              <w:ind w:firstLine="0"/>
-              <w:jc w:val="left"/>
-            </w:pPr>
-            <w:r/>
-            <w:r>
-              <w:rPr>
-                <w:rFonts w:ascii="Times New Roman" w:hAnsi="Times New Roman" w:cs="Times New Roman" w:eastAsia="Times New Roman"/>
-                <w:b w:val="0"/>
-                <w:i w:val="0"/>
-                <w:sz w:val="24"/>
-              </w:rPr>
-              <w:t>Выход</w:t>
-            </w:r>
-          </w:p>
-        </w:tc>
-        <w:tc>
-          <w:tcPr>
-            <w:tcW w:type="dxa" w:w="5272"/>
-          </w:tcPr>
-          <w:p>
-            <w:pPr>
-              <w:widowControl w:val="0"/>
-              <w:spacing w:line="240" w:lineRule="auto" w:after="0"/>
-              <w:ind w:firstLine="0"/>
-              <w:jc w:val="left"/>
-            </w:pPr>
-            <w:r/>
-            <w:r>
-              <w:rPr>
-                <w:rFonts w:ascii="Times New Roman" w:hAnsi="Times New Roman" w:cs="Times New Roman" w:eastAsia="Times New Roman"/>
-                <w:b w:val="0"/>
-                <w:i w:val="0"/>
-                <w:sz w:val="24"/>
-              </w:rPr>
-              <w:t>Метрики качества и стабильности скоринговой модели</w:t>
+              <w:t>Заявки, одобрения и суммы по классам риска за период</w:t>
             </w:r>
           </w:p>
         </w:tc>
@@ -2154,7 +1858,7 @@
           <w:i w:val="0"/>
           <w:sz w:val="28"/>
         </w:rPr>
-        <w:t>Диаграмма декомпозиции первого уровня A0 (рисунок 5.2) содержит пять функциональных блоков. Выход каждого блока используется последующими блоками как вход; обратная связь по управлению от блока A5 к блоку A3 отражает публикацию утверждённой версии модели, которая определяет порядок расчёта оценки.</w:t>
+        <w:t>Диаграмма декомпозиции первого уровня A0 (рисунок 5.2) содержит пять функциональных блоков, выполняемых последовательно: выход каждого блока является входом следующего. Правила выдачи займов и требования к расчёту ПДН управляют блоком оценки A3.</w:t>
       </w:r>
     </w:p>
     <w:p>
@@ -2384,7 +2088,7 @@
                 <w:i w:val="0"/>
                 <w:sz w:val="24"/>
               </w:rPr>
-              <w:t>Принять и зарегистрировать заявку</w:t>
+              <w:t>Принять заявку</w:t>
             </w:r>
           </w:p>
         </w:tc>
@@ -2407,7 +2111,7 @@
                 <w:i w:val="0"/>
                 <w:sz w:val="24"/>
               </w:rPr>
-              <w:t>Ввод анкеты и документов, проверка полноты, фиксация согласий клиента, регистрация заявки в системе</w:t>
+              <w:t>Ввод анкеты, параметров займа и согласия; проверка обязательных полей и диапазонов продукта; поиск клиента по паспорту</w:t>
             </w:r>
           </w:p>
         </w:tc>
@@ -2458,7 +2162,7 @@
                 <w:i w:val="0"/>
                 <w:sz w:val="24"/>
               </w:rPr>
-              <w:t>Собрать и верифицировать данные</w:t>
+              <w:t>Внести сведения из кредитного отчёта</w:t>
             </w:r>
           </w:p>
         </w:tc>
@@ -2481,7 +2185,7 @@
                 <w:i w:val="0"/>
                 <w:sz w:val="24"/>
               </w:rPr>
-              <w:t>Запрос кредитного отчёта в БКИ, получение данных из АБС, проверка паспорта и стоп-листов, формирование кредитного досье</w:t>
+              <w:t>Перенос из отчёта БКИ платежей по кредитам, длины истории, просрочек и числа запросов</w:t>
             </w:r>
           </w:p>
         </w:tc>
@@ -2532,7 +2236,7 @@
                 <w:i w:val="0"/>
                 <w:sz w:val="24"/>
               </w:rPr>
-              <w:t>Рассчитать скоринговую оценку</w:t>
+              <w:t>Оценить заявку</w:t>
             </w:r>
           </w:p>
         </w:tc>
@@ -2555,7 +2259,7 @@
                 <w:i w:val="0"/>
                 <w:sz w:val="24"/>
               </w:rPr>
-              <w:t>Проверка стоп-факторов, формирование признаков, расчёт вероятности дефолта ML-моделью и ПДН, формирование рекомендации</w:t>
+              <w:t>Стоп-факторы, ПДН, балл скоринговой карты, PD, класс риска, рекомендация, условия и факторы</w:t>
             </w:r>
           </w:p>
         </w:tc>
@@ -2606,7 +2310,7 @@
                 <w:i w:val="0"/>
                 <w:sz w:val="24"/>
               </w:rPr>
-              <w:t>Принять решение по заявке</w:t>
+              <w:t>Принять решение</w:t>
             </w:r>
           </w:p>
         </w:tc>
@@ -2629,7 +2333,7 @@
                 <w:i w:val="0"/>
                 <w:sz w:val="24"/>
               </w:rPr>
-              <w:t>Анализ рекомендации андеррайтером, принятие решения в пределах полномочий или передача на кредитный комитет, уведомление клиента</w:t>
+              <w:t>Одобрение или отказ; обоснование, если решение расходится с рекомендацией</w:t>
             </w:r>
           </w:p>
         </w:tc>
@@ -2680,7 +2384,7 @@
                 <w:i w:val="0"/>
                 <w:sz w:val="24"/>
               </w:rPr>
-              <w:t>Контролировать качество модели</w:t>
+              <w:t>Подготовить отчёт</w:t>
             </w:r>
           </w:p>
         </w:tc>
@@ -2703,7 +2407,7 @@
                 <w:i w:val="0"/>
                 <w:sz w:val="24"/>
               </w:rPr>
-              <w:t>Мониторинг метрик качества и стабильности модели, переобучение и публикация новой версии модели</w:t>
+              <w:t>Отчёт об одобрении заявок по классам риска за период</w:t>
             </w:r>
           </w:p>
         </w:tc>
@@ -2906,7 +2610,7 @@
                 <w:i w:val="0"/>
                 <w:sz w:val="24"/>
               </w:rPr>
-              <w:t>Граница диаграммы → Принять и зарегистрировать заявку</w:t>
+              <w:t>Граница диаграммы → Принять заявку</w:t>
             </w:r>
           </w:p>
         </w:tc>
@@ -2934,7 +2638,7 @@
                 <w:i w:val="0"/>
                 <w:sz w:val="24"/>
               </w:rPr>
-              <w:t>Документы клиента</w:t>
+              <w:t>Согласие клиента</w:t>
             </w:r>
           </w:p>
         </w:tc>
@@ -2980,7 +2684,7 @@
                 <w:i w:val="0"/>
                 <w:sz w:val="24"/>
               </w:rPr>
-              <w:t>Граница диаграммы → Принять и зарегистрировать заявку</w:t>
+              <w:t>Граница диаграммы → Принять заявку</w:t>
             </w:r>
           </w:p>
         </w:tc>
@@ -3054,7 +2758,7 @@
                 <w:i w:val="0"/>
                 <w:sz w:val="24"/>
               </w:rPr>
-              <w:t>Граница диаграммы → Собрать и верифицировать данные</w:t>
+              <w:t>Граница диаграммы → Внести сведения из кредитного отчёта</w:t>
             </w:r>
           </w:p>
         </w:tc>
@@ -3128,7 +2832,7 @@
                 <w:i w:val="0"/>
                 <w:sz w:val="24"/>
               </w:rPr>
-              <w:t>Граница диаграммы → Принять и зарегистрировать заявку</w:t>
+              <w:t>Граница диаграммы → Принять заявку</w:t>
             </w:r>
           </w:p>
         </w:tc>
@@ -3202,7 +2906,7 @@
                 <w:i w:val="0"/>
                 <w:sz w:val="24"/>
               </w:rPr>
-              <w:t>Граница диаграммы → Рассчитать скоринговую оценку</w:t>
+              <w:t>Граница диаграммы → Оценить заявку</w:t>
             </w:r>
           </w:p>
         </w:tc>
@@ -3230,7 +2934,7 @@
                 <w:i w:val="0"/>
                 <w:sz w:val="24"/>
               </w:rPr>
-              <w:t>Кредитная политика Банка</w:t>
+              <w:t>Правила выдачи займов</w:t>
             </w:r>
           </w:p>
         </w:tc>
@@ -3276,7 +2980,7 @@
                 <w:i w:val="0"/>
                 <w:sz w:val="24"/>
               </w:rPr>
-              <w:t>Граница диаграммы → Принять решение по заявке</w:t>
+              <w:t>Граница диаграммы → Оценить заявку</w:t>
             </w:r>
           </w:p>
         </w:tc>
@@ -3304,7 +3008,7 @@
                 <w:i w:val="0"/>
                 <w:sz w:val="24"/>
               </w:rPr>
-              <w:t>Кредитный специалист</w:t>
+              <w:t>Специалист по займам</w:t>
             </w:r>
           </w:p>
         </w:tc>
@@ -3350,7 +3054,7 @@
                 <w:i w:val="0"/>
                 <w:sz w:val="24"/>
               </w:rPr>
-              <w:t>Граница диаграммы → Принять и зарегистрировать заявку</w:t>
+              <w:t>Граница диаграммы → Принять заявку</w:t>
             </w:r>
           </w:p>
         </w:tc>
@@ -3378,7 +3082,7 @@
                 <w:i w:val="0"/>
                 <w:sz w:val="24"/>
               </w:rPr>
-              <w:t>СППР</w:t>
+              <w:t>Программа «Кредитный скоринг Базовая»</w:t>
             </w:r>
           </w:p>
         </w:tc>
@@ -3424,229 +3128,7 @@
                 <w:i w:val="0"/>
                 <w:sz w:val="24"/>
               </w:rPr>
-              <w:t>Граница диаграммы → Собрать и верифицировать данные</w:t>
-            </w:r>
-          </w:p>
-        </w:tc>
-      </w:tr>
-      <w:tr>
-        <w:trPr>
-          <w:cantSplit/>
-        </w:trPr>
-        <w:tc>
-          <w:tcPr>
-            <w:tcW w:type="dxa" w:w="3061"/>
-          </w:tcPr>
-          <w:p>
-            <w:pPr>
-              <w:widowControl w:val="0"/>
-              <w:spacing w:line="240" w:lineRule="auto" w:after="0"/>
-              <w:ind w:firstLine="0"/>
-              <w:jc w:val="left"/>
-            </w:pPr>
-            <w:r/>
-            <w:r>
-              <w:rPr>
-                <w:rFonts w:ascii="Times New Roman" w:hAnsi="Times New Roman" w:cs="Times New Roman" w:eastAsia="Times New Roman"/>
-                <w:b w:val="0"/>
-                <w:i w:val="0"/>
-                <w:sz w:val="24"/>
-              </w:rPr>
-              <w:t>Андеррайтер</w:t>
-            </w:r>
-          </w:p>
-        </w:tc>
-        <w:tc>
-          <w:tcPr>
-            <w:tcW w:type="dxa" w:w="2041"/>
-          </w:tcPr>
-          <w:p>
-            <w:pPr>
-              <w:widowControl w:val="0"/>
-              <w:spacing w:line="240" w:lineRule="auto" w:after="0"/>
-              <w:ind w:firstLine="0"/>
-              <w:jc w:val="left"/>
-            </w:pPr>
-            <w:r/>
-            <w:r>
-              <w:rPr>
-                <w:rFonts w:ascii="Times New Roman" w:hAnsi="Times New Roman" w:cs="Times New Roman" w:eastAsia="Times New Roman"/>
-                <w:b w:val="0"/>
-                <w:i w:val="0"/>
-                <w:sz w:val="24"/>
-              </w:rPr>
-              <w:t>Механизм</w:t>
-            </w:r>
-          </w:p>
-        </w:tc>
-        <w:tc>
-          <w:tcPr>
-            <w:tcW w:type="dxa" w:w="4252"/>
-          </w:tcPr>
-          <w:p>
-            <w:pPr>
-              <w:widowControl w:val="0"/>
-              <w:spacing w:line="240" w:lineRule="auto" w:after="0"/>
-              <w:ind w:firstLine="0"/>
-              <w:jc w:val="left"/>
-            </w:pPr>
-            <w:r/>
-            <w:r>
-              <w:rPr>
-                <w:rFonts w:ascii="Times New Roman" w:hAnsi="Times New Roman" w:cs="Times New Roman" w:eastAsia="Times New Roman"/>
-                <w:b w:val="0"/>
-                <w:i w:val="0"/>
-                <w:sz w:val="24"/>
-              </w:rPr>
-              <w:t>Граница диаграммы → Принять решение по заявке</w:t>
-            </w:r>
-          </w:p>
-        </w:tc>
-      </w:tr>
-      <w:tr>
-        <w:trPr>
-          <w:cantSplit/>
-        </w:trPr>
-        <w:tc>
-          <w:tcPr>
-            <w:tcW w:type="dxa" w:w="3061"/>
-          </w:tcPr>
-          <w:p>
-            <w:pPr>
-              <w:widowControl w:val="0"/>
-              <w:spacing w:line="240" w:lineRule="auto" w:after="0"/>
-              <w:ind w:firstLine="0"/>
-              <w:jc w:val="left"/>
-            </w:pPr>
-            <w:r/>
-            <w:r>
-              <w:rPr>
-                <w:rFonts w:ascii="Times New Roman" w:hAnsi="Times New Roman" w:cs="Times New Roman" w:eastAsia="Times New Roman"/>
-                <w:b w:val="0"/>
-                <w:i w:val="0"/>
-                <w:sz w:val="24"/>
-              </w:rPr>
-              <w:t>Риск-аналитик</w:t>
-            </w:r>
-          </w:p>
-        </w:tc>
-        <w:tc>
-          <w:tcPr>
-            <w:tcW w:type="dxa" w:w="2041"/>
-          </w:tcPr>
-          <w:p>
-            <w:pPr>
-              <w:widowControl w:val="0"/>
-              <w:spacing w:line="240" w:lineRule="auto" w:after="0"/>
-              <w:ind w:firstLine="0"/>
-              <w:jc w:val="left"/>
-            </w:pPr>
-            <w:r/>
-            <w:r>
-              <w:rPr>
-                <w:rFonts w:ascii="Times New Roman" w:hAnsi="Times New Roman" w:cs="Times New Roman" w:eastAsia="Times New Roman"/>
-                <w:b w:val="0"/>
-                <w:i w:val="0"/>
-                <w:sz w:val="24"/>
-              </w:rPr>
-              <w:t>Механизм</w:t>
-            </w:r>
-          </w:p>
-        </w:tc>
-        <w:tc>
-          <w:tcPr>
-            <w:tcW w:type="dxa" w:w="4252"/>
-          </w:tcPr>
-          <w:p>
-            <w:pPr>
-              <w:widowControl w:val="0"/>
-              <w:spacing w:line="240" w:lineRule="auto" w:after="0"/>
-              <w:ind w:firstLine="0"/>
-              <w:jc w:val="left"/>
-            </w:pPr>
-            <w:r/>
-            <w:r>
-              <w:rPr>
-                <w:rFonts w:ascii="Times New Roman" w:hAnsi="Times New Roman" w:cs="Times New Roman" w:eastAsia="Times New Roman"/>
-                <w:b w:val="0"/>
-                <w:i w:val="0"/>
-                <w:sz w:val="24"/>
-              </w:rPr>
-              <w:t>Граница диаграммы → Контролировать качество модели</w:t>
-            </w:r>
-          </w:p>
-        </w:tc>
-      </w:tr>
-      <w:tr>
-        <w:trPr>
-          <w:cantSplit/>
-        </w:trPr>
-        <w:tc>
-          <w:tcPr>
-            <w:tcW w:type="dxa" w:w="3061"/>
-          </w:tcPr>
-          <w:p>
-            <w:pPr>
-              <w:widowControl w:val="0"/>
-              <w:spacing w:line="240" w:lineRule="auto" w:after="0"/>
-              <w:ind w:firstLine="0"/>
-              <w:jc w:val="left"/>
-            </w:pPr>
-            <w:r/>
-            <w:r>
-              <w:rPr>
-                <w:rFonts w:ascii="Times New Roman" w:hAnsi="Times New Roman" w:cs="Times New Roman" w:eastAsia="Times New Roman"/>
-                <w:b w:val="0"/>
-                <w:i w:val="0"/>
-                <w:sz w:val="24"/>
-              </w:rPr>
-              <w:t>Запрос в БКИ</w:t>
-            </w:r>
-          </w:p>
-        </w:tc>
-        <w:tc>
-          <w:tcPr>
-            <w:tcW w:type="dxa" w:w="2041"/>
-          </w:tcPr>
-          <w:p>
-            <w:pPr>
-              <w:widowControl w:val="0"/>
-              <w:spacing w:line="240" w:lineRule="auto" w:after="0"/>
-              <w:ind w:firstLine="0"/>
-              <w:jc w:val="left"/>
-            </w:pPr>
-            <w:r/>
-            <w:r>
-              <w:rPr>
-                <w:rFonts w:ascii="Times New Roman" w:hAnsi="Times New Roman" w:cs="Times New Roman" w:eastAsia="Times New Roman"/>
-                <w:b w:val="0"/>
-                <w:i w:val="0"/>
-                <w:sz w:val="24"/>
-              </w:rPr>
-              <w:t>Выход</w:t>
-            </w:r>
-          </w:p>
-        </w:tc>
-        <w:tc>
-          <w:tcPr>
-            <w:tcW w:type="dxa" w:w="4252"/>
-          </w:tcPr>
-          <w:p>
-            <w:pPr>
-              <w:widowControl w:val="0"/>
-              <w:spacing w:line="240" w:lineRule="auto" w:after="0"/>
-              <w:ind w:firstLine="0"/>
-              <w:jc w:val="left"/>
-            </w:pPr>
-            <w:r/>
-            <w:r>
-              <w:rPr>
-                <w:rFonts w:ascii="Times New Roman" w:hAnsi="Times New Roman" w:cs="Times New Roman" w:eastAsia="Times New Roman"/>
-                <w:b w:val="0"/>
-                <w:i w:val="0"/>
-                <w:sz w:val="24"/>
-              </w:rPr>
-              <w:t>Собрать и верифицировать данные → граница диаграммы</w:t>
+              <w:t>Граница диаграммы → Оценить заявку</w:t>
             </w:r>
           </w:p>
         </w:tc>
@@ -3720,7 +3202,7 @@
                 <w:i w:val="0"/>
                 <w:sz w:val="24"/>
               </w:rPr>
-              <w:t>Принять решение по заявке → граница диаграммы</w:t>
+              <w:t>Принять решение → граница диаграммы</w:t>
             </w:r>
           </w:p>
         </w:tc>
@@ -3748,7 +3230,7 @@
                 <w:i w:val="0"/>
                 <w:sz w:val="24"/>
               </w:rPr>
-              <w:t>Уведомление клиента</w:t>
+              <w:t>Отчёт об одобрении</w:t>
             </w:r>
           </w:p>
         </w:tc>
@@ -3794,7 +3276,7 @@
                 <w:i w:val="0"/>
                 <w:sz w:val="24"/>
               </w:rPr>
-              <w:t>Принять решение по заявке → граница диаграммы</w:t>
+              <w:t>Подготовить отчёт → граница диаграммы</w:t>
             </w:r>
           </w:p>
         </w:tc>
@@ -3822,81 +3304,7 @@
                 <w:i w:val="0"/>
                 <w:sz w:val="24"/>
               </w:rPr>
-              <w:t>Отчёт о качестве модели</w:t>
-            </w:r>
-          </w:p>
-        </w:tc>
-        <w:tc>
-          <w:tcPr>
-            <w:tcW w:type="dxa" w:w="2041"/>
-          </w:tcPr>
-          <w:p>
-            <w:pPr>
-              <w:widowControl w:val="0"/>
-              <w:spacing w:line="240" w:lineRule="auto" w:after="0"/>
-              <w:ind w:firstLine="0"/>
-              <w:jc w:val="left"/>
-            </w:pPr>
-            <w:r/>
-            <w:r>
-              <w:rPr>
-                <w:rFonts w:ascii="Times New Roman" w:hAnsi="Times New Roman" w:cs="Times New Roman" w:eastAsia="Times New Roman"/>
-                <w:b w:val="0"/>
-                <w:i w:val="0"/>
-                <w:sz w:val="24"/>
-              </w:rPr>
-              <w:t>Выход</w:t>
-            </w:r>
-          </w:p>
-        </w:tc>
-        <w:tc>
-          <w:tcPr>
-            <w:tcW w:type="dxa" w:w="4252"/>
-          </w:tcPr>
-          <w:p>
-            <w:pPr>
-              <w:widowControl w:val="0"/>
-              <w:spacing w:line="240" w:lineRule="auto" w:after="0"/>
-              <w:ind w:firstLine="0"/>
-              <w:jc w:val="left"/>
-            </w:pPr>
-            <w:r/>
-            <w:r>
-              <w:rPr>
-                <w:rFonts w:ascii="Times New Roman" w:hAnsi="Times New Roman" w:cs="Times New Roman" w:eastAsia="Times New Roman"/>
-                <w:b w:val="0"/>
-                <w:i w:val="0"/>
-                <w:sz w:val="24"/>
-              </w:rPr>
-              <w:t>Контролировать качество модели → граница диаграммы</w:t>
-            </w:r>
-          </w:p>
-        </w:tc>
-      </w:tr>
-      <w:tr>
-        <w:trPr>
-          <w:cantSplit/>
-        </w:trPr>
-        <w:tc>
-          <w:tcPr>
-            <w:tcW w:type="dxa" w:w="3061"/>
-          </w:tcPr>
-          <w:p>
-            <w:pPr>
-              <w:widowControl w:val="0"/>
-              <w:spacing w:line="240" w:lineRule="auto" w:after="0"/>
-              <w:ind w:firstLine="0"/>
-              <w:jc w:val="left"/>
-            </w:pPr>
-            <w:r/>
-            <w:r>
-              <w:rPr>
-                <w:rFonts w:ascii="Times New Roman" w:hAnsi="Times New Roman" w:cs="Times New Roman" w:eastAsia="Times New Roman"/>
-                <w:b w:val="0"/>
-                <w:i w:val="0"/>
-                <w:sz w:val="24"/>
-              </w:rPr>
-              <w:t>Зарегистрированная заявка</w:t>
+              <w:t>Заявка с анкетой</w:t>
             </w:r>
           </w:p>
         </w:tc>
@@ -3942,7 +3350,7 @@
                 <w:i w:val="0"/>
                 <w:sz w:val="24"/>
               </w:rPr>
-              <w:t>Принять и зарегистрировать заявку → Собрать и верифицировать данные</w:t>
+              <w:t>Принять заявку → Внести сведения из кредитного отчёта</w:t>
             </w:r>
           </w:p>
         </w:tc>
@@ -3970,7 +3378,7 @@
                 <w:i w:val="0"/>
                 <w:sz w:val="24"/>
               </w:rPr>
-              <w:t>Кредитное досье</w:t>
+              <w:t>Заявка со сведениями БКИ</w:t>
             </w:r>
           </w:p>
         </w:tc>
@@ -4016,7 +3424,7 @@
                 <w:i w:val="0"/>
                 <w:sz w:val="24"/>
               </w:rPr>
-              <w:t>Собрать и верифицировать данные → Рассчитать скоринговую оценку</w:t>
+              <w:t>Внести сведения из кредитного отчёта → Оценить заявку</w:t>
             </w:r>
           </w:p>
         </w:tc>
@@ -4090,7 +3498,7 @@
                 <w:i w:val="0"/>
                 <w:sz w:val="24"/>
               </w:rPr>
-              <w:t>Рассчитать скоринговую оценку → Принять решение по заявке</w:t>
+              <w:t>Оценить заявку → Принять решение</w:t>
             </w:r>
           </w:p>
         </w:tc>
@@ -4118,7 +3526,7 @@
                 <w:i w:val="0"/>
                 <w:sz w:val="24"/>
               </w:rPr>
-              <w:t>История решений</w:t>
+              <w:t>Заявки с решениями</w:t>
             </w:r>
           </w:p>
         </w:tc>
@@ -4164,81 +3572,7 @@
                 <w:i w:val="0"/>
                 <w:sz w:val="24"/>
               </w:rPr>
-              <w:t>Принять решение по заявке → Контролировать качество модели</w:t>
-            </w:r>
-          </w:p>
-        </w:tc>
-      </w:tr>
-      <w:tr>
-        <w:trPr>
-          <w:cantSplit/>
-        </w:trPr>
-        <w:tc>
-          <w:tcPr>
-            <w:tcW w:type="dxa" w:w="3061"/>
-          </w:tcPr>
-          <w:p>
-            <w:pPr>
-              <w:widowControl w:val="0"/>
-              <w:spacing w:line="240" w:lineRule="auto" w:after="0"/>
-              <w:ind w:firstLine="0"/>
-              <w:jc w:val="left"/>
-            </w:pPr>
-            <w:r/>
-            <w:r>
-              <w:rPr>
-                <w:rFonts w:ascii="Times New Roman" w:hAnsi="Times New Roman" w:cs="Times New Roman" w:eastAsia="Times New Roman"/>
-                <w:b w:val="0"/>
-                <w:i w:val="0"/>
-                <w:sz w:val="24"/>
-              </w:rPr>
-              <w:t>Утверждённая модель</w:t>
-            </w:r>
-          </w:p>
-        </w:tc>
-        <w:tc>
-          <w:tcPr>
-            <w:tcW w:type="dxa" w:w="2041"/>
-          </w:tcPr>
-          <w:p>
-            <w:pPr>
-              <w:widowControl w:val="0"/>
-              <w:spacing w:line="240" w:lineRule="auto" w:after="0"/>
-              <w:ind w:firstLine="0"/>
-              <w:jc w:val="left"/>
-            </w:pPr>
-            <w:r/>
-            <w:r>
-              <w:rPr>
-                <w:rFonts w:ascii="Times New Roman" w:hAnsi="Times New Roman" w:cs="Times New Roman" w:eastAsia="Times New Roman"/>
-                <w:b w:val="0"/>
-                <w:i w:val="0"/>
-                <w:sz w:val="24"/>
-              </w:rPr>
-              <w:t>Выход → управление</w:t>
-            </w:r>
-          </w:p>
-        </w:tc>
-        <w:tc>
-          <w:tcPr>
-            <w:tcW w:type="dxa" w:w="4252"/>
-          </w:tcPr>
-          <w:p>
-            <w:pPr>
-              <w:widowControl w:val="0"/>
-              <w:spacing w:line="240" w:lineRule="auto" w:after="0"/>
-              <w:ind w:firstLine="0"/>
-              <w:jc w:val="left"/>
-            </w:pPr>
-            <w:r/>
-            <w:r>
-              <w:rPr>
-                <w:rFonts w:ascii="Times New Roman" w:hAnsi="Times New Roman" w:cs="Times New Roman" w:eastAsia="Times New Roman"/>
-                <w:b w:val="0"/>
-                <w:i w:val="0"/>
-                <w:sz w:val="24"/>
-              </w:rPr>
-              <w:t>Контролировать качество модели → Рассчитать скоринговую оценку</w:t>
+              <w:t>Принять решение → Подготовить отчёт</w:t>
             </w:r>
           </w:p>
         </w:tc>
@@ -4285,7 +3619,7 @@
           <w:i w:val="0"/>
           <w:sz w:val="28"/>
         </w:rPr>
-        <w:t>4.4 Декомпозиция блока A2 «Собрать и верифицировать данные»</w:t>
+        <w:t>4.4 Декомпозиция блока A1 «Принять заявку»</w:t>
       </w:r>
     </w:p>
     <w:p>
@@ -4296,7 +3630,7 @@
           <w:i w:val="0"/>
           <w:sz w:val="28"/>
         </w:rPr>
-        <w:t>Диаграмма декомпозиции блока A2 (рисунок 5.3) показывает, что после проверки полноты анкеты три проверки выполняются параллельно (асинхронный перекрёсток «И» J1): запрос кредитного отчёта в БКИ, проверка паспорта и стоп-листов, получение данных из АБС. Сборка досье начинается только после завершения всех трёх проверок (перекрёсток слияния J2).</w:t>
+        <w:t>Диаграмма декомпозиции блока A1 (рисунок 5.3) показывает, что после ввода анкеты выполняются проверки: обязательные поля и формат паспорта, диапазоны суммы и срока продукта, наличие согласия клиента. Если хотя бы одна проверка не пройдена (перекрёсток «X» J1), специалист исправляет данные; иначе клиент ищется по паспорту и при отсутствии создаётся (перекрёсток «X» J2).</w:t>
       </w:r>
     </w:p>
     <w:p>
@@ -4309,7 +3643,7 @@
       <w:r>
         <w:drawing>
           <wp:inline xmlns:a="http://schemas.openxmlformats.org/drawingml/2006/main" xmlns:pic="http://schemas.openxmlformats.org/drawingml/2006/picture">
-            <wp:extent cx="5940000" cy="2497240"/>
+            <wp:extent cx="5940000" cy="1586746"/>
             <wp:docPr id="3" name="Picture 3"/>
             <wp:cNvGraphicFramePr>
               <a:graphicFrameLocks noChangeAspect="1"/>
@@ -4330,7 +3664,7 @@
                   <pic:spPr>
                     <a:xfrm>
                       <a:off x="0" y="0"/>
-                      <a:ext cx="5940000" cy="2497240"/>
+                      <a:ext cx="5940000" cy="1586746"/>
                     </a:xfrm>
                     <a:prstGeom prst="rect"/>
                   </pic:spPr>
@@ -4354,7 +3688,7 @@
           <w:i w:val="0"/>
           <w:sz w:val="28"/>
         </w:rPr>
-        <w:t>Рисунок 5.3 – Диаграмма IDEF3 декомпозиции блока A2</w:t>
+        <w:t>Рисунок 5.3 – Диаграмма IDEF3 декомпозиции блока A1</w:t>
       </w:r>
     </w:p>
     <w:p>
@@ -4384,7 +3718,7 @@
           <w:i w:val="0"/>
           <w:sz w:val="28"/>
         </w:rPr>
-        <w:t>Таблица 5.5 – Элементы диаграммы IDEF3 «Диаграмма IDEF3 декомпозиции блока A2»</w:t>
+        <w:t>Таблица 5.5 – Элементы диаграммы IDEF3 «Диаграмма IDEF3 декомпозиции блока A1»</w:t>
       </w:r>
     </w:p>
     <w:tbl>
@@ -4503,7 +3837,7 @@
                 <w:i w:val="0"/>
                 <w:sz w:val="24"/>
               </w:rPr>
-              <w:t>2.1</w:t>
+              <w:t>1.1</w:t>
             </w:r>
           </w:p>
         </w:tc>
@@ -4526,7 +3860,7 @@
                 <w:i w:val="0"/>
                 <w:sz w:val="24"/>
               </w:rPr>
-              <w:t>Проверить полноту и корректность анкеты</w:t>
+              <w:t>Ввести анкету и параметры займа</w:t>
             </w:r>
           </w:p>
         </w:tc>
@@ -4549,7 +3883,81 @@
                 <w:i w:val="0"/>
                 <w:sz w:val="24"/>
               </w:rPr>
-              <w:t>Контроль обязательных полей, форматов и диапазонов; проверка наличия согласий</w:t>
+              <w:t>ФИО, дата рождения, паспорт, телефон, продукт, сумма, срок, доход, стаж</w:t>
+            </w:r>
+          </w:p>
+        </w:tc>
+      </w:tr>
+      <w:tr>
+        <w:trPr>
+          <w:cantSplit/>
+        </w:trPr>
+        <w:tc>
+          <w:tcPr>
+            <w:tcW w:type="dxa" w:w="964"/>
+          </w:tcPr>
+          <w:p>
+            <w:pPr>
+              <w:widowControl w:val="0"/>
+              <w:spacing w:line="240" w:lineRule="auto" w:after="0"/>
+              <w:ind w:firstLine="0"/>
+              <w:jc w:val="left"/>
+            </w:pPr>
+            <w:r/>
+            <w:r>
+              <w:rPr>
+                <w:rFonts w:ascii="Times New Roman" w:hAnsi="Times New Roman" w:cs="Times New Roman" w:eastAsia="Times New Roman"/>
+                <w:b w:val="0"/>
+                <w:i w:val="0"/>
+                <w:sz w:val="24"/>
+              </w:rPr>
+              <w:t>1.2</w:t>
+            </w:r>
+          </w:p>
+        </w:tc>
+        <w:tc>
+          <w:tcPr>
+            <w:tcW w:type="dxa" w:w="2721"/>
+          </w:tcPr>
+          <w:p>
+            <w:pPr>
+              <w:widowControl w:val="0"/>
+              <w:spacing w:line="240" w:lineRule="auto" w:after="0"/>
+              <w:ind w:firstLine="0"/>
+              <w:jc w:val="left"/>
+            </w:pPr>
+            <w:r/>
+            <w:r>
+              <w:rPr>
+                <w:rFonts w:ascii="Times New Roman" w:hAnsi="Times New Roman" w:cs="Times New Roman" w:eastAsia="Times New Roman"/>
+                <w:b w:val="0"/>
+                <w:i w:val="0"/>
+                <w:sz w:val="24"/>
+              </w:rPr>
+              <w:t>Проверить поля, диапазоны и согласие</w:t>
+            </w:r>
+          </w:p>
+        </w:tc>
+        <w:tc>
+          <w:tcPr>
+            <w:tcW w:type="dxa" w:w="5669"/>
+          </w:tcPr>
+          <w:p>
+            <w:pPr>
+              <w:widowControl w:val="0"/>
+              <w:spacing w:line="240" w:lineRule="auto" w:after="0"/>
+              <w:ind w:firstLine="0"/>
+              <w:jc w:val="left"/>
+            </w:pPr>
+            <w:r/>
+            <w:r>
+              <w:rPr>
+                <w:rFonts w:ascii="Times New Roman" w:hAnsi="Times New Roman" w:cs="Times New Roman" w:eastAsia="Times New Roman"/>
+                <w:b w:val="0"/>
+                <w:i w:val="0"/>
+                <w:sz w:val="24"/>
+              </w:rPr>
+              <w:t>Серия паспорта — 4 цифры, номер — 6; сумма и срок в диапазоне продукта; отмечено согласие</w:t>
             </w:r>
           </w:p>
         </w:tc>
@@ -4600,7 +4008,7 @@
                 <w:i w:val="0"/>
                 <w:sz w:val="24"/>
               </w:rPr>
-              <w:t>Перекрёсток «&amp;» (разветвление)</w:t>
+              <w:t>Перекрёсток «X»</w:t>
             </w:r>
           </w:p>
         </w:tc>
@@ -4623,7 +4031,7 @@
                 <w:i w:val="0"/>
                 <w:sz w:val="24"/>
               </w:rPr>
-              <w:t>Запуск трёх параллельных проверок</w:t>
+              <w:t>Есть ошибки / нет ошибок</w:t>
             </w:r>
           </w:p>
         </w:tc>
@@ -4651,7 +4059,7 @@
                 <w:i w:val="0"/>
                 <w:sz w:val="24"/>
               </w:rPr>
-              <w:t>2.2</w:t>
+              <w:t>1.3</w:t>
             </w:r>
           </w:p>
         </w:tc>
@@ -4674,7 +4082,7 @@
                 <w:i w:val="0"/>
                 <w:sz w:val="24"/>
               </w:rPr>
-              <w:t>Запросить кредитный отчёт в БКИ</w:t>
+              <w:t>Показать ошибки</w:t>
             </w:r>
           </w:p>
         </w:tc>
@@ -4697,7 +4105,7 @@
                 <w:i w:val="0"/>
                 <w:sz w:val="24"/>
               </w:rPr>
-              <w:t>Формирование запроса по API бюро, получение и разбор отчёта</w:t>
+              <w:t>Сообщения об ошибках, возврат к форме с введёнными данными</w:t>
             </w:r>
           </w:p>
         </w:tc>
@@ -4725,7 +4133,7 @@
                 <w:i w:val="0"/>
                 <w:sz w:val="24"/>
               </w:rPr>
-              <w:t>2.3</w:t>
+              <w:t>1.4</w:t>
             </w:r>
           </w:p>
         </w:tc>
@@ -4748,7 +4156,7 @@
                 <w:i w:val="0"/>
                 <w:sz w:val="24"/>
               </w:rPr>
-              <w:t>Проверить паспорт и стоп-листы</w:t>
+              <w:t>Найти клиента по паспорту</w:t>
             </w:r>
           </w:p>
         </w:tc>
@@ -4771,117 +4179,7 @@
                 <w:i w:val="0"/>
                 <w:sz w:val="24"/>
               </w:rPr>
-              <w:t>Проверка действительности паспорта, списков Росфинмониторинга и внутренних стоп-листов</w:t>
-            </w:r>
-          </w:p>
-        </w:tc>
-      </w:tr>
-    </w:tbl>
-    <w:p>
-      <w:pPr>
-        <w:keepNext/>
-        <w:ind w:firstLine="0"/>
-        <w:jc w:val="right"/>
-      </w:pPr>
-      <w:r>
-        <w:rPr>
-          <w:rFonts w:ascii="Times New Roman" w:hAnsi="Times New Roman" w:cs="Times New Roman" w:eastAsia="Times New Roman"/>
-          <w:b w:val="0"/>
-          <w:i w:val="0"/>
-          <w:sz w:val="28"/>
-        </w:rPr>
-        <w:t>Продолжение таблицы 5.5</w:t>
-      </w:r>
-    </w:p>
-    <w:tbl>
-      <w:tblPr>
-        <w:tblStyle w:val="TableGrid"/>
-        <w:tblW w:type="auto" w:w="0"/>
-        <w:jc w:val="center"/>
-        <w:tblLayout w:type="fixed"/>
-        <w:tblLook w:firstColumn="1" w:firstRow="1" w:lastColumn="0" w:lastRow="0" w:noHBand="0" w:noVBand="1" w:val="04A0"/>
-        <w:tblLayout w:type="fixed"/>
-        <w:tblCaption w:val="5.5|4"/>
-      </w:tblPr>
-      <w:tblGrid>
-        <w:gridCol w:w="964"/>
-        <w:gridCol w:w="2721"/>
-        <w:gridCol w:w="5669"/>
-      </w:tblGrid>
-      <w:tr>
-        <w:trPr>
-          <w:cantSplit/>
-          <w:tblHeader/>
-        </w:trPr>
-        <w:tc>
-          <w:tcPr>
-            <w:tcW w:type="dxa" w:w="964"/>
-          </w:tcPr>
-          <w:p>
-            <w:pPr>
-              <w:keepNext/>
-              <w:widowControl w:val="0"/>
-              <w:spacing w:line="240" w:lineRule="auto" w:after="0"/>
-              <w:ind w:firstLine="0"/>
-              <w:jc w:val="center"/>
-            </w:pPr>
-            <w:r/>
-            <w:r>
-              <w:rPr>
-                <w:rFonts w:ascii="Times New Roman" w:hAnsi="Times New Roman" w:cs="Times New Roman" w:eastAsia="Times New Roman"/>
-                <w:b w:val="0"/>
-                <w:i w:val="0"/>
-                <w:sz w:val="24"/>
-              </w:rPr>
-              <w:t>Номер</w:t>
-            </w:r>
-          </w:p>
-        </w:tc>
-        <w:tc>
-          <w:tcPr>
-            <w:tcW w:type="dxa" w:w="2721"/>
-          </w:tcPr>
-          <w:p>
-            <w:pPr>
-              <w:keepNext/>
-              <w:widowControl w:val="0"/>
-              <w:spacing w:line="240" w:lineRule="auto" w:after="0"/>
-              <w:ind w:firstLine="0"/>
-              <w:jc w:val="center"/>
-            </w:pPr>
-            <w:r/>
-            <w:r>
-              <w:rPr>
-                <w:rFonts w:ascii="Times New Roman" w:hAnsi="Times New Roman" w:cs="Times New Roman" w:eastAsia="Times New Roman"/>
-                <w:b w:val="0"/>
-                <w:i w:val="0"/>
-                <w:sz w:val="24"/>
-              </w:rPr>
-              <w:t>Элемент</w:t>
-            </w:r>
-          </w:p>
-        </w:tc>
-        <w:tc>
-          <w:tcPr>
-            <w:tcW w:type="dxa" w:w="5669"/>
-          </w:tcPr>
-          <w:p>
-            <w:pPr>
-              <w:keepNext/>
-              <w:widowControl w:val="0"/>
-              <w:spacing w:line="240" w:lineRule="auto" w:after="0"/>
-              <w:ind w:firstLine="0"/>
-              <w:jc w:val="center"/>
-            </w:pPr>
-            <w:r/>
-            <w:r>
-              <w:rPr>
-                <w:rFonts w:ascii="Times New Roman" w:hAnsi="Times New Roman" w:cs="Times New Roman" w:eastAsia="Times New Roman"/>
-                <w:b w:val="0"/>
-                <w:i w:val="0"/>
-                <w:sz w:val="24"/>
-              </w:rPr>
-              <w:t>Описание</w:t>
+              <w:t>Поиск в таблице clients</w:t>
             </w:r>
           </w:p>
         </w:tc>
@@ -4909,7 +4207,7 @@
                 <w:i w:val="0"/>
                 <w:sz w:val="24"/>
               </w:rPr>
-              <w:t>2.4</w:t>
+              <w:t>J2, J3</w:t>
             </w:r>
           </w:p>
         </w:tc>
@@ -4932,7 +4230,7 @@
                 <w:i w:val="0"/>
                 <w:sz w:val="24"/>
               </w:rPr>
-              <w:t>Получить данные из АБС</w:t>
+              <w:t>Перекрёстки «X»</w:t>
             </w:r>
           </w:p>
         </w:tc>
@@ -4955,7 +4253,7 @@
                 <w:i w:val="0"/>
                 <w:sz w:val="24"/>
               </w:rPr>
-              <w:t>Счета, зарплатные поступления, действующие кредиты клиента в Банке</w:t>
+              <w:t>Клиент найден / не найден и слияние ветвей</w:t>
             </w:r>
           </w:p>
         </w:tc>
@@ -4983,7 +4281,7 @@
                 <w:i w:val="0"/>
                 <w:sz w:val="24"/>
               </w:rPr>
-              <w:t>J2</w:t>
+              <w:t>1.5</w:t>
             </w:r>
           </w:p>
         </w:tc>
@@ -5006,7 +4304,7 @@
                 <w:i w:val="0"/>
                 <w:sz w:val="24"/>
               </w:rPr>
-              <w:t>Перекрёсток «&amp;» (слияние)</w:t>
+              <w:t>Создать клиента</w:t>
             </w:r>
           </w:p>
         </w:tc>
@@ -5029,7 +4327,7 @@
                 <w:i w:val="0"/>
                 <w:sz w:val="24"/>
               </w:rPr>
-              <w:t>Ожидание завершения всех проверок</w:t>
+              <w:t>Запись нового клиента</w:t>
             </w:r>
           </w:p>
         </w:tc>
@@ -5057,7 +4355,7 @@
                 <w:i w:val="0"/>
                 <w:sz w:val="24"/>
               </w:rPr>
-              <w:t>2.5</w:t>
+              <w:t>1.6</w:t>
             </w:r>
           </w:p>
         </w:tc>
@@ -5080,7 +4378,7 @@
                 <w:i w:val="0"/>
                 <w:sz w:val="24"/>
               </w:rPr>
-              <w:t>Сформировать кредитное досье</w:t>
+              <w:t>Передать заявку на ввод сведений БКИ</w:t>
             </w:r>
           </w:p>
         </w:tc>
@@ -5103,7 +4401,7 @@
                 <w:i w:val="0"/>
                 <w:sz w:val="24"/>
               </w:rPr>
-              <w:t>Объединение данных анкеты, отчёта БКИ и АБС в досье заявки</w:t>
+              <w:t>Переход к блоку A2</w:t>
             </w:r>
           </w:p>
         </w:tc>
@@ -5125,7 +4423,7 @@
           <w:i w:val="0"/>
           <w:sz w:val="28"/>
         </w:rPr>
-        <w:t>4.5 Декомпозиция блока A3 «Рассчитать скоринговую оценку»</w:t>
+        <w:t>4.5 Декомпозиция блока A3 «Оценить заявку»</w:t>
       </w:r>
     </w:p>
     <w:p>
@@ -5136,7 +4434,7 @@
           <w:i w:val="0"/>
           <w:sz w:val="28"/>
         </w:rPr>
-        <w:t>На диаграмме декомпозиции блока A3 (рисунок 5.4) после проверки стоп-факторов выполняется ветвление по исключающему «ИЛИ» (J1): при срабатывании стоп-фактора сразу формируется отказ, иначе формируются признаки, после чего параллельно рассчитываются вероятность дефолта и показатель долговой нагрузки. Результат в обеих ветвях сохраняется операцией 3.7.</w:t>
+        <w:t>На диаграмме декомпозиции блока A3 (рисунок 5.4) сначала рассчитывается ПДН (он нужен и для стоп-фактора, и для скоринговой карты), затем проверяются стоп-факторы. При срабатывании стоп-фактора (перекрёсток «X» J1) сразу формируется рекомендация «Отказать»; иначе рассчитываются балл, PD и класс риска, определяются рекомендация и условия и отбираются факторы. Результат в обеих ветвях сохраняется в заявке операцией 3.7.</w:t>
       </w:r>
     </w:p>
     <w:p>
@@ -5149,7 +4447,7 @@
       <w:r>
         <w:drawing>
           <wp:inline xmlns:a="http://schemas.openxmlformats.org/drawingml/2006/main" xmlns:pic="http://schemas.openxmlformats.org/drawingml/2006/picture">
-            <wp:extent cx="5940000" cy="1611360"/>
+            <wp:extent cx="5940000" cy="1586746"/>
             <wp:docPr id="4" name="Picture 4"/>
             <wp:cNvGraphicFramePr>
               <a:graphicFrameLocks noChangeAspect="1"/>
@@ -5170,7 +4468,7 @@
                   <pic:spPr>
                     <a:xfrm>
                       <a:off x="0" y="0"/>
-                      <a:ext cx="5940000" cy="1611360"/>
+                      <a:ext cx="5940000" cy="1586746"/>
                     </a:xfrm>
                     <a:prstGeom prst="rect"/>
                   </pic:spPr>
@@ -5366,6 +4664,80 @@
                 <w:i w:val="0"/>
                 <w:sz w:val="24"/>
               </w:rPr>
+              <w:t>Рассчитать ПДН</w:t>
+            </w:r>
+          </w:p>
+        </w:tc>
+        <w:tc>
+          <w:tcPr>
+            <w:tcW w:type="dxa" w:w="5669"/>
+          </w:tcPr>
+          <w:p>
+            <w:pPr>
+              <w:widowControl w:val="0"/>
+              <w:spacing w:line="240" w:lineRule="auto" w:after="0"/>
+              <w:ind w:firstLine="0"/>
+              <w:jc w:val="left"/>
+            </w:pPr>
+            <w:r/>
+            <w:r>
+              <w:rPr>
+                <w:rFonts w:ascii="Times New Roman" w:hAnsi="Times New Roman" w:cs="Times New Roman" w:eastAsia="Times New Roman"/>
+                <w:b w:val="0"/>
+                <w:i w:val="0"/>
+                <w:sz w:val="24"/>
+              </w:rPr>
+              <w:t>(платежи по действующим кредитам + аннуитетный платёж по новому займу) / доход</w:t>
+            </w:r>
+          </w:p>
+        </w:tc>
+      </w:tr>
+      <w:tr>
+        <w:trPr>
+          <w:cantSplit/>
+        </w:trPr>
+        <w:tc>
+          <w:tcPr>
+            <w:tcW w:type="dxa" w:w="964"/>
+          </w:tcPr>
+          <w:p>
+            <w:pPr>
+              <w:widowControl w:val="0"/>
+              <w:spacing w:line="240" w:lineRule="auto" w:after="0"/>
+              <w:ind w:firstLine="0"/>
+              <w:jc w:val="left"/>
+            </w:pPr>
+            <w:r/>
+            <w:r>
+              <w:rPr>
+                <w:rFonts w:ascii="Times New Roman" w:hAnsi="Times New Roman" w:cs="Times New Roman" w:eastAsia="Times New Roman"/>
+                <w:b w:val="0"/>
+                <w:i w:val="0"/>
+                <w:sz w:val="24"/>
+              </w:rPr>
+              <w:t>3.2</w:t>
+            </w:r>
+          </w:p>
+        </w:tc>
+        <w:tc>
+          <w:tcPr>
+            <w:tcW w:type="dxa" w:w="2721"/>
+          </w:tcPr>
+          <w:p>
+            <w:pPr>
+              <w:widowControl w:val="0"/>
+              <w:spacing w:line="240" w:lineRule="auto" w:after="0"/>
+              <w:ind w:firstLine="0"/>
+              <w:jc w:val="left"/>
+            </w:pPr>
+            <w:r/>
+            <w:r>
+              <w:rPr>
+                <w:rFonts w:ascii="Times New Roman" w:hAnsi="Times New Roman" w:cs="Times New Roman" w:eastAsia="Times New Roman"/>
+                <w:b w:val="0"/>
+                <w:i w:val="0"/>
+                <w:sz w:val="24"/>
+              </w:rPr>
               <w:t>Проверить стоп-факторы</w:t>
             </w:r>
           </w:p>
@@ -5389,7 +4761,7 @@
                 <w:i w:val="0"/>
                 <w:sz w:val="24"/>
               </w:rPr>
-              <w:t>Проверка правил кредитной политики (возраст, гражданство, текущая просрочка, банкротство и т. п.)</w:t>
+              <w:t>Возраст &lt; 21; возраст на дату погашения &gt; 70; текущая просрочка; ПДН &gt; 80 %; доход &lt; 15 000 руб.</w:t>
             </w:r>
           </w:p>
         </w:tc>
@@ -5440,7 +4812,7 @@
                 <w:i w:val="0"/>
                 <w:sz w:val="24"/>
               </w:rPr>
-              <w:t>Перекрёсток «X» (разветвление)</w:t>
+              <w:t>Перекрёсток «X»</w:t>
             </w:r>
           </w:p>
         </w:tc>
@@ -5463,81 +4835,7 @@
                 <w:i w:val="0"/>
                 <w:sz w:val="24"/>
               </w:rPr>
-              <w:t>Выбор ветви: сработал стоп-фактор / не сработал</w:t>
-            </w:r>
-          </w:p>
-        </w:tc>
-      </w:tr>
-      <w:tr>
-        <w:trPr>
-          <w:cantSplit/>
-        </w:trPr>
-        <w:tc>
-          <w:tcPr>
-            <w:tcW w:type="dxa" w:w="964"/>
-          </w:tcPr>
-          <w:p>
-            <w:pPr>
-              <w:widowControl w:val="0"/>
-              <w:spacing w:line="240" w:lineRule="auto" w:after="0"/>
-              <w:ind w:firstLine="0"/>
-              <w:jc w:val="left"/>
-            </w:pPr>
-            <w:r/>
-            <w:r>
-              <w:rPr>
-                <w:rFonts w:ascii="Times New Roman" w:hAnsi="Times New Roman" w:cs="Times New Roman" w:eastAsia="Times New Roman"/>
-                <w:b w:val="0"/>
-                <w:i w:val="0"/>
-                <w:sz w:val="24"/>
-              </w:rPr>
-              <w:t>3.2</w:t>
-            </w:r>
-          </w:p>
-        </w:tc>
-        <w:tc>
-          <w:tcPr>
-            <w:tcW w:type="dxa" w:w="2721"/>
-          </w:tcPr>
-          <w:p>
-            <w:pPr>
-              <w:widowControl w:val="0"/>
-              <w:spacing w:line="240" w:lineRule="auto" w:after="0"/>
-              <w:ind w:firstLine="0"/>
-              <w:jc w:val="left"/>
-            </w:pPr>
-            <w:r/>
-            <w:r>
-              <w:rPr>
-                <w:rFonts w:ascii="Times New Roman" w:hAnsi="Times New Roman" w:cs="Times New Roman" w:eastAsia="Times New Roman"/>
-                <w:b w:val="0"/>
-                <w:i w:val="0"/>
-                <w:sz w:val="24"/>
-              </w:rPr>
-              <w:t>Сформировать отказ по стоп-фактору</w:t>
-            </w:r>
-          </w:p>
-        </w:tc>
-        <w:tc>
-          <w:tcPr>
-            <w:tcW w:type="dxa" w:w="5669"/>
-          </w:tcPr>
-          <w:p>
-            <w:pPr>
-              <w:widowControl w:val="0"/>
-              <w:spacing w:line="240" w:lineRule="auto" w:after="0"/>
-              <w:ind w:firstLine="0"/>
-              <w:jc w:val="left"/>
-            </w:pPr>
-            <w:r/>
-            <w:r>
-              <w:rPr>
-                <w:rFonts w:ascii="Times New Roman" w:hAnsi="Times New Roman" w:cs="Times New Roman" w:eastAsia="Times New Roman"/>
-                <w:b w:val="0"/>
-                <w:i w:val="0"/>
-                <w:sz w:val="24"/>
-              </w:rPr>
-              <w:t>Рекомендация «Отказ» с кодом стоп-фактора</w:t>
+              <w:t>Стоп-фактор сработал / не сработал</w:t>
             </w:r>
           </w:p>
         </w:tc>
@@ -5588,7 +4886,7 @@
                 <w:i w:val="0"/>
                 <w:sz w:val="24"/>
               </w:rPr>
-              <w:t>Сформировать признаки</w:t>
+              <w:t>Рекомендовать отказ по стоп-фактору</w:t>
             </w:r>
           </w:p>
         </w:tc>
@@ -5611,191 +4909,7 @@
                 <w:i w:val="0"/>
                 <w:sz w:val="24"/>
               </w:rPr>
-              <w:t>Расчёт признаков анкеты и кредитной истории для модели</w:t>
-            </w:r>
-          </w:p>
-        </w:tc>
-      </w:tr>
-      <w:tr>
-        <w:trPr>
-          <w:cantSplit/>
-        </w:trPr>
-        <w:tc>
-          <w:tcPr>
-            <w:tcW w:type="dxa" w:w="964"/>
-          </w:tcPr>
-          <w:p>
-            <w:pPr>
-              <w:widowControl w:val="0"/>
-              <w:spacing w:line="240" w:lineRule="auto" w:after="0"/>
-              <w:ind w:firstLine="0"/>
-              <w:jc w:val="left"/>
-            </w:pPr>
-            <w:r/>
-            <w:r>
-              <w:rPr>
-                <w:rFonts w:ascii="Times New Roman" w:hAnsi="Times New Roman" w:cs="Times New Roman" w:eastAsia="Times New Roman"/>
-                <w:b w:val="0"/>
-                <w:i w:val="0"/>
-                <w:sz w:val="24"/>
-              </w:rPr>
-              <w:t>J2, J3</w:t>
-            </w:r>
-          </w:p>
-        </w:tc>
-        <w:tc>
-          <w:tcPr>
-            <w:tcW w:type="dxa" w:w="2721"/>
-          </w:tcPr>
-          <w:p>
-            <w:pPr>
-              <w:widowControl w:val="0"/>
-              <w:spacing w:line="240" w:lineRule="auto" w:after="0"/>
-              <w:ind w:firstLine="0"/>
-              <w:jc w:val="left"/>
-            </w:pPr>
-            <w:r/>
-            <w:r>
-              <w:rPr>
-                <w:rFonts w:ascii="Times New Roman" w:hAnsi="Times New Roman" w:cs="Times New Roman" w:eastAsia="Times New Roman"/>
-                <w:b w:val="0"/>
-                <w:i w:val="0"/>
-                <w:sz w:val="24"/>
-              </w:rPr>
-              <w:t>Перекрёстки «&amp;»</w:t>
-            </w:r>
-          </w:p>
-        </w:tc>
-        <w:tc>
-          <w:tcPr>
-            <w:tcW w:type="dxa" w:w="5669"/>
-          </w:tcPr>
-          <w:p>
-            <w:pPr>
-              <w:widowControl w:val="0"/>
-              <w:spacing w:line="240" w:lineRule="auto" w:after="0"/>
-              <w:ind w:firstLine="0"/>
-              <w:jc w:val="left"/>
-            </w:pPr>
-            <w:r/>
-            <w:r>
-              <w:rPr>
-                <w:rFonts w:ascii="Times New Roman" w:hAnsi="Times New Roman" w:cs="Times New Roman" w:eastAsia="Times New Roman"/>
-                <w:b w:val="0"/>
-                <w:i w:val="0"/>
-                <w:sz w:val="24"/>
-              </w:rPr>
-              <w:t>Параллельный расчёт PD и ПДН и ожидание их завершения</w:t>
-            </w:r>
-          </w:p>
-        </w:tc>
-      </w:tr>
-    </w:tbl>
-    <w:p>
-      <w:pPr>
-        <w:keepNext/>
-        <w:ind w:firstLine="0"/>
-        <w:jc w:val="right"/>
-      </w:pPr>
-      <w:r>
-        <w:rPr>
-          <w:rFonts w:ascii="Times New Roman" w:hAnsi="Times New Roman" w:cs="Times New Roman" w:eastAsia="Times New Roman"/>
-          <w:b w:val="0"/>
-          <w:i w:val="0"/>
-          <w:sz w:val="28"/>
-        </w:rPr>
-        <w:t>Продолжение таблицы 5.6</w:t>
-      </w:r>
-    </w:p>
-    <w:tbl>
-      <w:tblPr>
-        <w:tblStyle w:val="TableGrid"/>
-        <w:tblW w:type="auto" w:w="0"/>
-        <w:jc w:val="center"/>
-        <w:tblLayout w:type="fixed"/>
-        <w:tblLook w:firstColumn="1" w:firstRow="1" w:lastColumn="0" w:lastRow="0" w:noHBand="0" w:noVBand="1" w:val="04A0"/>
-        <w:tblLayout w:type="fixed"/>
-        <w:tblCaption w:val="5.6|5"/>
-      </w:tblPr>
-      <w:tblGrid>
-        <w:gridCol w:w="964"/>
-        <w:gridCol w:w="2721"/>
-        <w:gridCol w:w="5669"/>
-      </w:tblGrid>
-      <w:tr>
-        <w:trPr>
-          <w:cantSplit/>
-          <w:tblHeader/>
-        </w:trPr>
-        <w:tc>
-          <w:tcPr>
-            <w:tcW w:type="dxa" w:w="964"/>
-          </w:tcPr>
-          <w:p>
-            <w:pPr>
-              <w:keepNext/>
-              <w:widowControl w:val="0"/>
-              <w:spacing w:line="240" w:lineRule="auto" w:after="0"/>
-              <w:ind w:firstLine="0"/>
-              <w:jc w:val="center"/>
-            </w:pPr>
-            <w:r/>
-            <w:r>
-              <w:rPr>
-                <w:rFonts w:ascii="Times New Roman" w:hAnsi="Times New Roman" w:cs="Times New Roman" w:eastAsia="Times New Roman"/>
-                <w:b w:val="0"/>
-                <w:i w:val="0"/>
-                <w:sz w:val="24"/>
-              </w:rPr>
-              <w:t>Номер</w:t>
-            </w:r>
-          </w:p>
-        </w:tc>
-        <w:tc>
-          <w:tcPr>
-            <w:tcW w:type="dxa" w:w="2721"/>
-          </w:tcPr>
-          <w:p>
-            <w:pPr>
-              <w:keepNext/>
-              <w:widowControl w:val="0"/>
-              <w:spacing w:line="240" w:lineRule="auto" w:after="0"/>
-              <w:ind w:firstLine="0"/>
-              <w:jc w:val="center"/>
-            </w:pPr>
-            <w:r/>
-            <w:r>
-              <w:rPr>
-                <w:rFonts w:ascii="Times New Roman" w:hAnsi="Times New Roman" w:cs="Times New Roman" w:eastAsia="Times New Roman"/>
-                <w:b w:val="0"/>
-                <w:i w:val="0"/>
-                <w:sz w:val="24"/>
-              </w:rPr>
-              <w:t>Элемент</w:t>
-            </w:r>
-          </w:p>
-        </w:tc>
-        <w:tc>
-          <w:tcPr>
-            <w:tcW w:type="dxa" w:w="5669"/>
-          </w:tcPr>
-          <w:p>
-            <w:pPr>
-              <w:keepNext/>
-              <w:widowControl w:val="0"/>
-              <w:spacing w:line="240" w:lineRule="auto" w:after="0"/>
-              <w:ind w:firstLine="0"/>
-              <w:jc w:val="center"/>
-            </w:pPr>
-            <w:r/>
-            <w:r>
-              <w:rPr>
-                <w:rFonts w:ascii="Times New Roman" w:hAnsi="Times New Roman" w:cs="Times New Roman" w:eastAsia="Times New Roman"/>
-                <w:b w:val="0"/>
-                <w:i w:val="0"/>
-                <w:sz w:val="24"/>
-              </w:rPr>
-              <w:t>Описание</w:t>
+              <w:t>Рекомендация «Отказать» с текстом стоп-фактора, балл не рассчитывается</w:t>
             </w:r>
           </w:p>
         </w:tc>
@@ -5846,7 +4960,7 @@
                 <w:i w:val="0"/>
                 <w:sz w:val="24"/>
               </w:rPr>
-              <w:t>Рассчитать PD моделью</w:t>
+              <w:t>Рассчитать балл, PD и класс риска</w:t>
             </w:r>
           </w:p>
         </w:tc>
@@ -5869,7 +4983,7 @@
                 <w:i w:val="0"/>
                 <w:sz w:val="24"/>
               </w:rPr>
-              <w:t>Применение опубликованной версии модели, расчёт вероятности дефолта</w:t>
+              <w:t>Балл скоринговой карты, PD по логистической шкале, класс A–E</w:t>
             </w:r>
           </w:p>
         </w:tc>
@@ -5920,7 +5034,7 @@
                 <w:i w:val="0"/>
                 <w:sz w:val="24"/>
               </w:rPr>
-              <w:t>Рассчитать ПДН</w:t>
+              <w:t>Определить рекомендацию и условия</w:t>
             </w:r>
           </w:p>
         </w:tc>
@@ -5943,7 +5057,7 @@
                 <w:i w:val="0"/>
                 <w:sz w:val="24"/>
               </w:rPr>
-              <w:t>Отношение среднемесячных платежей к среднемесячному доходу</w:t>
+              <w:t>Условия по классу риска: сумма, ставка, предельный ПДН</w:t>
             </w:r>
           </w:p>
         </w:tc>
@@ -5994,7 +5108,7 @@
                 <w:i w:val="0"/>
                 <w:sz w:val="24"/>
               </w:rPr>
-              <w:t>Сформировать рекомендацию и объяснение</w:t>
+              <w:t>Отобрать факторы</w:t>
             </w:r>
           </w:p>
         </w:tc>
@@ -6017,7 +5131,7 @@
                 <w:i w:val="0"/>
                 <w:sz w:val="24"/>
               </w:rPr>
-              <w:t>Класс риска, рекомендация, условия кредита, факторы SHAP</w:t>
+              <w:t>Три характеристики, сильнее всего повысившие риск, и три — снизившие</w:t>
             </w:r>
           </w:p>
         </w:tc>
@@ -6045,7 +5159,7 @@
                 <w:i w:val="0"/>
                 <w:sz w:val="24"/>
               </w:rPr>
-              <w:t>J4</w:t>
+              <w:t>J2</w:t>
             </w:r>
           </w:p>
         </w:tc>
@@ -6142,7 +5256,7 @@
                 <w:i w:val="0"/>
                 <w:sz w:val="24"/>
               </w:rPr>
-              <w:t>Сохранить результат скоринга</w:t>
+              <w:t>Сохранить оценку в заявке</w:t>
             </w:r>
           </w:p>
         </w:tc>
@@ -6165,7 +5279,7 @@
                 <w:i w:val="0"/>
                 <w:sz w:val="24"/>
               </w:rPr>
-              <w:t>Запись результата в БД и передача заявки на рассмотрение</w:t>
+              <w:t>Запись результата; заявка получает состояние «На рассмотрении»</w:t>
             </w:r>
           </w:p>
         </w:tc>
@@ -6187,7 +5301,7 @@
           <w:i w:val="0"/>
           <w:sz w:val="28"/>
         </w:rPr>
-        <w:t>4.6 Декомпозиция операции 3.4 «Рассчитать PD моделью машинного обучения» (третий уровень)</w:t>
+        <w:t>4.6 Декомпозиция операции 3.4 «Рассчитать балл, PD и класс риска» (третий уровень)</w:t>
       </w:r>
     </w:p>
     <w:p>
@@ -6198,7 +5312,7 @@
           <w:i w:val="0"/>
           <w:sz w:val="28"/>
         </w:rPr>
-        <w:t>Операция 3.4 декомпозирована на третьем уровне модели (рисунок 5.5). После загрузки опубликованной версии модели и предобработки признаков выполняется расчёт вероятности дефолта; если версия модели поддерживает объяснения, параллельно с присвоением класса риска рассчитывается вклад факторов (перекрёсток «ИЛИ» J1 — выполняется одна или обе ветви).</w:t>
+        <w:t>Операция 3.4 декомпозирована на третьем уровне модели (рисунок 5.5). Для каждой из семи характеристик значение относится к интервалу и получает баллы; одновременно (перекрёсток «&amp;» J1) рассчитывается вклад характеристики — отклонение её баллов от середины диапазона. После суммирования баллов (перекрёсток слияния J2) балл переводится в вероятность дефолта, по которой присваивается класс риска.</w:t>
       </w:r>
     </w:p>
     <w:p>
@@ -6428,7 +5542,7 @@
                 <w:i w:val="0"/>
                 <w:sz w:val="24"/>
               </w:rPr>
-              <w:t>Загрузить опубликованную версию модели</w:t>
+              <w:t>Определить интервал каждой характеристики</w:t>
             </w:r>
           </w:p>
         </w:tc>
@@ -6451,47 +5565,14 @@
                 <w:i w:val="0"/>
                 <w:sz w:val="24"/>
               </w:rPr>
-              <w:t>Получение артефакта модели из реестра моделей (кэшируется в памяти сервиса)</w:t>
+              <w:t>Возраст, стаж, доход, ПДН, длина кредитной истории, просрочки, запросы в БКИ</w:t>
             </w:r>
           </w:p>
         </w:tc>
       </w:tr>
-    </w:tbl>
-    <w:p>
-      <w:pPr>
-        <w:keepNext/>
-        <w:ind w:firstLine="0"/>
-        <w:jc w:val="right"/>
-      </w:pPr>
-      <w:r>
-        <w:rPr>
-          <w:rFonts w:ascii="Times New Roman" w:hAnsi="Times New Roman" w:cs="Times New Roman" w:eastAsia="Times New Roman"/>
-          <w:b w:val="0"/>
-          <w:i w:val="0"/>
-          <w:sz w:val="28"/>
-        </w:rPr>
-        <w:t>Продолжение таблицы 5.7</w:t>
-      </w:r>
-    </w:p>
-    <w:tbl>
-      <w:tblPr>
-        <w:tblStyle w:val="TableGrid"/>
-        <w:tblW w:type="auto" w:w="0"/>
-        <w:jc w:val="center"/>
-        <w:tblLayout w:type="fixed"/>
-        <w:tblLook w:firstColumn="1" w:firstRow="1" w:lastColumn="0" w:lastRow="0" w:noHBand="0" w:noVBand="1" w:val="04A0"/>
-        <w:tblLayout w:type="fixed"/>
-        <w:tblCaption w:val="5.7|1"/>
-      </w:tblPr>
-      <w:tblGrid>
-        <w:gridCol w:w="964"/>
-        <w:gridCol w:w="2721"/>
-        <w:gridCol w:w="5669"/>
-      </w:tblGrid>
       <w:tr>
         <w:trPr>
           <w:cantSplit/>
-          <w:tblHeader/>
         </w:trPr>
         <w:tc>
           <w:tcPr>
@@ -6499,11 +5580,10 @@
           </w:tcPr>
           <w:p>
             <w:pPr>
-              <w:keepNext/>
               <w:widowControl w:val="0"/>
               <w:spacing w:line="240" w:lineRule="auto" w:after="0"/>
               <w:ind w:firstLine="0"/>
-              <w:jc w:val="center"/>
+              <w:jc w:val="left"/>
             </w:pPr>
             <w:r/>
             <w:r>
@@ -6513,7 +5593,7 @@
                 <w:i w:val="0"/>
                 <w:sz w:val="24"/>
               </w:rPr>
-              <w:t>Номер</w:t>
+              <w:t>J1, J2</w:t>
             </w:r>
           </w:p>
         </w:tc>
@@ -6523,11 +5603,10 @@
           </w:tcPr>
           <w:p>
             <w:pPr>
-              <w:keepNext/>
               <w:widowControl w:val="0"/>
               <w:spacing w:line="240" w:lineRule="auto" w:after="0"/>
               <w:ind w:firstLine="0"/>
-              <w:jc w:val="center"/>
+              <w:jc w:val="left"/>
             </w:pPr>
             <w:r/>
             <w:r>
@@ -6537,7 +5616,7 @@
                 <w:i w:val="0"/>
                 <w:sz w:val="24"/>
               </w:rPr>
-              <w:t>Элемент</w:t>
+              <w:t>Перекрёстки «&amp;»</w:t>
             </w:r>
           </w:p>
         </w:tc>
@@ -6547,11 +5626,10 @@
           </w:tcPr>
           <w:p>
             <w:pPr>
-              <w:keepNext/>
               <w:widowControl w:val="0"/>
               <w:spacing w:line="240" w:lineRule="auto" w:after="0"/>
               <w:ind w:firstLine="0"/>
-              <w:jc w:val="center"/>
+              <w:jc w:val="left"/>
             </w:pPr>
             <w:r/>
             <w:r>
@@ -6561,7 +5639,7 @@
                 <w:i w:val="0"/>
                 <w:sz w:val="24"/>
               </w:rPr>
-              <w:t>Описание</w:t>
+              <w:t>Параллельный расчёт суммы баллов и вклада характеристик</w:t>
             </w:r>
           </w:p>
         </w:tc>
@@ -6612,7 +5690,7 @@
                 <w:i w:val="0"/>
                 <w:sz w:val="24"/>
               </w:rPr>
-              <w:t>Выполнить предобработку признаков</w:t>
+              <w:t>Сложить баллы</w:t>
             </w:r>
           </w:p>
         </w:tc>
@@ -6635,7 +5713,7 @@
                 <w:i w:val="0"/>
                 <w:sz w:val="24"/>
               </w:rPr>
-              <w:t>Заполнение пропусков, кодирование категорий, WoE-преобразование по схеме модели</w:t>
+              <w:t>Балл = 400 + сумма баллов характеристик</w:t>
             </w:r>
           </w:p>
         </w:tc>
@@ -6686,7 +5764,7 @@
                 <w:i w:val="0"/>
                 <w:sz w:val="24"/>
               </w:rPr>
-              <w:t>Вычислить вероятность дефолта</w:t>
+              <w:t>Рассчитать вклад характеристик</w:t>
             </w:r>
           </w:p>
         </w:tc>
@@ -6709,81 +5787,7 @@
                 <w:i w:val="0"/>
                 <w:sz w:val="24"/>
               </w:rPr>
-              <w:t>Расчёт PD и скорингового балла</w:t>
-            </w:r>
-          </w:p>
-        </w:tc>
-      </w:tr>
-      <w:tr>
-        <w:trPr>
-          <w:cantSplit/>
-        </w:trPr>
-        <w:tc>
-          <w:tcPr>
-            <w:tcW w:type="dxa" w:w="964"/>
-          </w:tcPr>
-          <w:p>
-            <w:pPr>
-              <w:widowControl w:val="0"/>
-              <w:spacing w:line="240" w:lineRule="auto" w:after="0"/>
-              <w:ind w:firstLine="0"/>
-              <w:jc w:val="left"/>
-            </w:pPr>
-            <w:r/>
-            <w:r>
-              <w:rPr>
-                <w:rFonts w:ascii="Times New Roman" w:hAnsi="Times New Roman" w:cs="Times New Roman" w:eastAsia="Times New Roman"/>
-                <w:b w:val="0"/>
-                <w:i w:val="0"/>
-                <w:sz w:val="24"/>
-              </w:rPr>
-              <w:t>J1, J2</w:t>
-            </w:r>
-          </w:p>
-        </w:tc>
-        <w:tc>
-          <w:tcPr>
-            <w:tcW w:type="dxa" w:w="2721"/>
-          </w:tcPr>
-          <w:p>
-            <w:pPr>
-              <w:widowControl w:val="0"/>
-              <w:spacing w:line="240" w:lineRule="auto" w:after="0"/>
-              <w:ind w:firstLine="0"/>
-              <w:jc w:val="left"/>
-            </w:pPr>
-            <w:r/>
-            <w:r>
-              <w:rPr>
-                <w:rFonts w:ascii="Times New Roman" w:hAnsi="Times New Roman" w:cs="Times New Roman" w:eastAsia="Times New Roman"/>
-                <w:b w:val="0"/>
-                <w:i w:val="0"/>
-                <w:sz w:val="24"/>
-              </w:rPr>
-              <w:t>Перекрёстки «O»</w:t>
-            </w:r>
-          </w:p>
-        </w:tc>
-        <w:tc>
-          <w:tcPr>
-            <w:tcW w:type="dxa" w:w="5669"/>
-          </w:tcPr>
-          <w:p>
-            <w:pPr>
-              <w:widowControl w:val="0"/>
-              <w:spacing w:line="240" w:lineRule="auto" w:after="0"/>
-              <w:ind w:firstLine="0"/>
-              <w:jc w:val="left"/>
-            </w:pPr>
-            <w:r/>
-            <w:r>
-              <w:rPr>
-                <w:rFonts w:ascii="Times New Roman" w:hAnsi="Times New Roman" w:cs="Times New Roman" w:eastAsia="Times New Roman"/>
-                <w:b w:val="0"/>
-                <w:i w:val="0"/>
-                <w:sz w:val="24"/>
-              </w:rPr>
-              <w:t>Выполнение одной или обеих ветвей</w:t>
+              <w:t>Баллы характеристики минус середина её диапазона баллов</w:t>
             </w:r>
           </w:p>
         </w:tc>
@@ -6834,7 +5838,7 @@
                 <w:i w:val="0"/>
                 <w:sz w:val="24"/>
               </w:rPr>
-              <w:t>Присвоить класс риска</w:t>
+              <w:t>Перевести балл в PD</w:t>
             </w:r>
           </w:p>
         </w:tc>
@@ -6857,7 +5861,7 @@
                 <w:i w:val="0"/>
                 <w:sz w:val="24"/>
               </w:rPr>
-              <w:t>Отнесение к классу A–E по порогам PD</w:t>
+              <w:t>PD = 1 / (1 + 50 · 2^((балл − 600) / 20))</w:t>
             </w:r>
           </w:p>
         </w:tc>
@@ -6908,7 +5912,7 @@
                 <w:i w:val="0"/>
                 <w:sz w:val="24"/>
               </w:rPr>
-              <w:t>Рассчитать вклад факторов</w:t>
+              <w:t>Присвоить класс риска</w:t>
             </w:r>
           </w:p>
         </w:tc>
@@ -6931,7 +5935,7 @@
                 <w:i w:val="0"/>
                 <w:sz w:val="24"/>
               </w:rPr>
-              <w:t>Значения Шепли для признаков заявки</w:t>
+              <w:t>A — PD &lt; 2 %, B — &lt; 5 %, C — &lt; 10 %, D — &lt; 20 %, E — остальные</w:t>
             </w:r>
           </w:p>
         </w:tc>
@@ -7102,7 +6106,7 @@
                 <w:i w:val="0"/>
                 <w:sz w:val="24"/>
               </w:rPr>
-              <w:t>БД заявок и клиентов</w:t>
+              <w:t>Файл базы данных creditdss.db</w:t>
             </w:r>
           </w:p>
         </w:tc>
@@ -7148,7 +6152,7 @@
                 <w:i w:val="0"/>
                 <w:sz w:val="24"/>
               </w:rPr>
-              <w:t>Заявки, анкеты, согласия, документы, решения</w:t>
+              <w:t>Таблицы users, products, clients, applications (СУБД SQLite)</w:t>
             </w:r>
           </w:p>
         </w:tc>
@@ -7176,7 +6180,7 @@
                 <w:i w:val="0"/>
                 <w:sz w:val="24"/>
               </w:rPr>
-              <w:t>Хранилище кредитных отчётов</w:t>
+              <w:t>Справочник кредитных продуктов</w:t>
             </w:r>
           </w:p>
         </w:tc>
@@ -7222,7 +6226,7 @@
                 <w:i w:val="0"/>
                 <w:sz w:val="24"/>
               </w:rPr>
-              <w:t>Полученные из БКИ кредитные отчёты</w:t>
+              <w:t>Таблица products: диапазоны суммы и срока, ставка</w:t>
             </w:r>
           </w:p>
         </w:tc>
@@ -7250,7 +6254,7 @@
                 <w:i w:val="0"/>
                 <w:sz w:val="24"/>
               </w:rPr>
-              <w:t>Реестр моделей</w:t>
+              <w:t>Правила оценки</w:t>
             </w:r>
           </w:p>
         </w:tc>
@@ -7273,7 +6277,7 @@
                 <w:i w:val="0"/>
                 <w:sz w:val="24"/>
               </w:rPr>
-              <w:t>Хранилище данных</w:t>
+              <w:t>Хранилище данных (в коде программы)</w:t>
             </w:r>
           </w:p>
         </w:tc>
@@ -7296,7 +6300,7 @@
                 <w:i w:val="0"/>
                 <w:sz w:val="24"/>
               </w:rPr>
-              <w:t>Версии моделей, их метрики и статусы</w:t>
+              <w:t>Стоп-факторы, скоринговая карта, классы риска, условия — модуль logic.py</w:t>
             </w:r>
           </w:p>
         </w:tc>
@@ -7324,81 +6328,7 @@
                 <w:i w:val="0"/>
                 <w:sz w:val="24"/>
               </w:rPr>
-              <w:t>Справочники кредитной политики</w:t>
-            </w:r>
-          </w:p>
-        </w:tc>
-        <w:tc>
-          <w:tcPr>
-            <w:tcW w:type="dxa" w:w="1701"/>
-          </w:tcPr>
-          <w:p>
-            <w:pPr>
-              <w:widowControl w:val="0"/>
-              <w:spacing w:line="240" w:lineRule="auto" w:after="0"/>
-              <w:ind w:firstLine="0"/>
-              <w:jc w:val="left"/>
-            </w:pPr>
-            <w:r/>
-            <w:r>
-              <w:rPr>
-                <w:rFonts w:ascii="Times New Roman" w:hAnsi="Times New Roman" w:cs="Times New Roman" w:eastAsia="Times New Roman"/>
-                <w:b w:val="0"/>
-                <w:i w:val="0"/>
-                <w:sz w:val="24"/>
-              </w:rPr>
-              <w:t>Хранилище данных</w:t>
-            </w:r>
-          </w:p>
-        </w:tc>
-        <w:tc>
-          <w:tcPr>
-            <w:tcW w:type="dxa" w:w="5046"/>
-          </w:tcPr>
-          <w:p>
-            <w:pPr>
-              <w:widowControl w:val="0"/>
-              <w:spacing w:line="240" w:lineRule="auto" w:after="0"/>
-              <w:ind w:firstLine="0"/>
-              <w:jc w:val="left"/>
-            </w:pPr>
-            <w:r/>
-            <w:r>
-              <w:rPr>
-                <w:rFonts w:ascii="Times New Roman" w:hAnsi="Times New Roman" w:cs="Times New Roman" w:eastAsia="Times New Roman"/>
-                <w:b w:val="0"/>
-                <w:i w:val="0"/>
-                <w:sz w:val="24"/>
-              </w:rPr>
-              <w:t>Продукты, стоп-факторы, лимиты полномочий, матрица условий</w:t>
-            </w:r>
-          </w:p>
-        </w:tc>
-      </w:tr>
-      <w:tr>
-        <w:trPr>
-          <w:cantSplit/>
-        </w:trPr>
-        <w:tc>
-          <w:tcPr>
-            <w:tcW w:type="dxa" w:w="2608"/>
-          </w:tcPr>
-          <w:p>
-            <w:pPr>
-              <w:widowControl w:val="0"/>
-              <w:spacing w:line="240" w:lineRule="auto" w:after="0"/>
-              <w:ind w:firstLine="0"/>
-              <w:jc w:val="left"/>
-            </w:pPr>
-            <w:r/>
-            <w:r>
-              <w:rPr>
-                <w:rFonts w:ascii="Times New Roman" w:hAnsi="Times New Roman" w:cs="Times New Roman" w:eastAsia="Times New Roman"/>
-                <w:b w:val="0"/>
-                <w:i w:val="0"/>
-                <w:sz w:val="24"/>
-              </w:rPr>
-              <w:t>Бюро кредитных историй</w:t>
+              <w:t>Портал бюро кредитных историй</w:t>
             </w:r>
           </w:p>
         </w:tc>
@@ -7444,81 +6374,7 @@
                 <w:i w:val="0"/>
                 <w:sz w:val="24"/>
               </w:rPr>
-              <w:t>Источник кредитных отчётов</w:t>
-            </w:r>
-          </w:p>
-        </w:tc>
-      </w:tr>
-      <w:tr>
-        <w:trPr>
-          <w:cantSplit/>
-        </w:trPr>
-        <w:tc>
-          <w:tcPr>
-            <w:tcW w:type="dxa" w:w="2608"/>
-          </w:tcPr>
-          <w:p>
-            <w:pPr>
-              <w:widowControl w:val="0"/>
-              <w:spacing w:line="240" w:lineRule="auto" w:after="0"/>
-              <w:ind w:firstLine="0"/>
-              <w:jc w:val="left"/>
-            </w:pPr>
-            <w:r/>
-            <w:r>
-              <w:rPr>
-                <w:rFonts w:ascii="Times New Roman" w:hAnsi="Times New Roman" w:cs="Times New Roman" w:eastAsia="Times New Roman"/>
-                <w:b w:val="0"/>
-                <w:i w:val="0"/>
-                <w:sz w:val="24"/>
-              </w:rPr>
-              <w:t>АБС Банка</w:t>
-            </w:r>
-          </w:p>
-        </w:tc>
-        <w:tc>
-          <w:tcPr>
-            <w:tcW w:type="dxa" w:w="1701"/>
-          </w:tcPr>
-          <w:p>
-            <w:pPr>
-              <w:widowControl w:val="0"/>
-              <w:spacing w:line="240" w:lineRule="auto" w:after="0"/>
-              <w:ind w:firstLine="0"/>
-              <w:jc w:val="left"/>
-            </w:pPr>
-            <w:r/>
-            <w:r>
-              <w:rPr>
-                <w:rFonts w:ascii="Times New Roman" w:hAnsi="Times New Roman" w:cs="Times New Roman" w:eastAsia="Times New Roman"/>
-                <w:b w:val="0"/>
-                <w:i w:val="0"/>
-                <w:sz w:val="24"/>
-              </w:rPr>
-              <w:t>Внешний объект</w:t>
-            </w:r>
-          </w:p>
-        </w:tc>
-        <w:tc>
-          <w:tcPr>
-            <w:tcW w:type="dxa" w:w="5046"/>
-          </w:tcPr>
-          <w:p>
-            <w:pPr>
-              <w:widowControl w:val="0"/>
-              <w:spacing w:line="240" w:lineRule="auto" w:after="0"/>
-              <w:ind w:firstLine="0"/>
-              <w:jc w:val="left"/>
-            </w:pPr>
-            <w:r/>
-            <w:r>
-              <w:rPr>
-                <w:rFonts w:ascii="Times New Roman" w:hAnsi="Times New Roman" w:cs="Times New Roman" w:eastAsia="Times New Roman"/>
-                <w:b w:val="0"/>
-                <w:i w:val="0"/>
-                <w:sz w:val="24"/>
-              </w:rPr>
-              <w:t>Источник данных о счетах и доходах, приёмник одобренных заявок</w:t>
+              <w:t>Источник кредитного отчёта (специалист работает с ним в браузере)</w:t>
             </w:r>
           </w:p>
         </w:tc>
@@ -7592,7 +6448,7 @@
                 <w:i w:val="0"/>
                 <w:sz w:val="24"/>
               </w:rPr>
-              <w:t>Источник заявки, получатель уведомления о решении</w:t>
+              <w:t>Источник анкеты и согласия, получатель решения</w:t>
             </w:r>
           </w:p>
         </w:tc>
@@ -7625,7 +6481,7 @@
           <w:i w:val="0"/>
           <w:sz w:val="28"/>
         </w:rPr>
-        <w:t>В ходе работы изучены методологии функционального моделирования IDEF0 и IDEF3 и построена функциональная модель системы поддержки принятия решений для оценки кредитоспособности физических лиц. Модель включает три уровня: контекстную диаграмму A-0, диаграмму декомпозиции A0 с пятью функциональными блоками, диаграммы IDEF3 второго уровня для блоков A2 и A3 (5 и 7 единиц работы соответственно) и диаграмму третьего уровня для операции 3.4 (5 единиц работы).</w:t>
+        <w:t>В ходе работы изучены методологии функционального моделирования IDEF0 и IDEF3 и построена функциональная модель базовой редакции системы поддержки принятия решений для оценки кредитоспособности физических лиц. Модель включает три уровня: контекстную диаграмму A-0, диаграмму декомпозиции A0 с пятью функциональными блоками, диаграммы IDEF3 второго уровня для блоков A1 и A3 и диаграмму третьего уровня для операции 3.4.</w:t>
       </w:r>
     </w:p>
     <w:p>
@@ -7636,7 +6492,7 @@
           <w:i w:val="0"/>
           <w:sz w:val="28"/>
         </w:rPr>
-        <w:t>Модель отражает весь описанный функционал системы, существующие потоки данных и правила их движения, в том числе параллельное выполнение проверок и ветвление процесса по результатам проверки стоп-факторов. Описаны функциональные блоки, потоки данных, хранилища и внешние объекты.</w:t>
+        <w:t>Модель отражает весь функционал базовой редакции, потоки данных и правила их движения, в том числе ветвление процесса по результатам проверок и стоп-факторов. Описаны функциональные блоки, потоки данных, хранилища и внешние объекты.</w:t>
       </w:r>
     </w:p>
     <w:p>
@@ -7748,7 +6604,7 @@
           <w:i w:val="0"/>
           <w:sz w:val="28"/>
         </w:rPr>
-        <w:t>7. Федеральный закон от 30.12.2004 № 218-ФЗ «О кредитных историях».</w:t>
+        <w:t>7. Федеральный закон от 02.07.2010 № 151-ФЗ «О микрофинансовой деятельности и микрофинансовых организациях».</w:t>
       </w:r>
     </w:p>
     <w:p>
@@ -7762,7 +6618,7 @@
           <w:i w:val="0"/>
           <w:sz w:val="28"/>
         </w:rPr>
-        <w:t>8. Федеральный закон от 21.12.2013 № 353-ФЗ «О потребительском кредите (займе)».</w:t>
+        <w:t>8. Федеральный закон от 18.07.2009 № 190-ФЗ «О кредитной кооперации».</w:t>
       </w:r>
     </w:p>
     <w:p>
@@ -7776,7 +6632,7 @@
           <w:i w:val="0"/>
           <w:sz w:val="28"/>
         </w:rPr>
-        <w:t>9. Федеральный закон от 27.07.2006 № 152-ФЗ «О персональных данных».</w:t>
+        <w:t>9. Федеральный закон от 30.12.2004 № 218-ФЗ «О кредитных историях».</w:t>
       </w:r>
     </w:p>
     <w:p>
@@ -7790,7 +6646,7 @@
           <w:i w:val="0"/>
           <w:sz w:val="28"/>
         </w:rPr>
-        <w:t>10. Методические указания по выполнению практических работ по дисциплине «Программная инженерия». Части 1, 2. — Тула: ТулГУ.</w:t>
+        <w:t>10. Федеральный закон от 21.12.2013 № 353-ФЗ «О потребительском кредите (займе)».</w:t>
       </w:r>
     </w:p>
     <w:p>
@@ -7804,7 +6660,7 @@
           <w:i w:val="0"/>
           <w:sz w:val="28"/>
         </w:rPr>
-        <w:t>11. Р 50.1.028-2001. Информационные технологии поддержки жизненного цикла продукции. Методология функционального моделирования. — М.: Госстандарт России, 2001.</w:t>
+        <w:t>11. Федеральный закон от 27.07.2006 № 152-ФЗ «О персональных данных».</w:t>
       </w:r>
     </w:p>
     <w:p>
@@ -7818,7 +6674,35 @@
           <w:i w:val="0"/>
           <w:sz w:val="28"/>
         </w:rPr>
-        <w:t>12. Маклаков С. В. Моделирование бизнес-процессов с AllFusion Process Modeler (BPwin 4.1). — М.: Диалог-МИФИ, 2004. — 240 с.</w:t>
+        <w:t>12. Методические указания по выполнению практических работ по дисциплине «Программная инженерия». Части 1, 2. — Тула: ТулГУ.</w:t>
+      </w:r>
+    </w:p>
+    <w:p>
+      <w:pPr>
+        <w:jc w:val="left"/>
+      </w:pPr>
+      <w:r>
+        <w:rPr>
+          <w:rFonts w:ascii="Times New Roman" w:hAnsi="Times New Roman" w:cs="Times New Roman" w:eastAsia="Times New Roman"/>
+          <w:b w:val="0"/>
+          <w:i w:val="0"/>
+          <w:sz w:val="28"/>
+        </w:rPr>
+        <w:t>13. Р 50.1.028-2001. Информационные технологии поддержки жизненного цикла продукции. Методология функционального моделирования. — М.: Госстандарт России, 2001.</w:t>
+      </w:r>
+    </w:p>
+    <w:p>
+      <w:pPr>
+        <w:jc w:val="left"/>
+      </w:pPr>
+      <w:r>
+        <w:rPr>
+          <w:rFonts w:ascii="Times New Roman" w:hAnsi="Times New Roman" w:cs="Times New Roman" w:eastAsia="Times New Roman"/>
+          <w:b w:val="0"/>
+          <w:i w:val="0"/>
+          <w:sz w:val="28"/>
+        </w:rPr>
+        <w:t>14. Маклаков С. В. Моделирование бизнес-процессов с AllFusion Process Modeler (BPwin 4.1). — М.: Диалог-МИФИ, 2004. — 240 с.</w:t>
       </w:r>
     </w:p>
     <w:sectPr>

--- a/reports/ПР_5-6_Функциональное_моделирование.docx
+++ b/reports/ПР_5-6_Функциональное_моделирование.docx
@@ -6696,21 +6696,92 @@
           </w:tcPr>
           <w:p>
             <w:pPr>
-              <w:widowControl w:val="0"/>
-              <w:spacing w:line="240" w:lineRule="auto" w:after="0"/>
+              <w:spacing w:after="0"/>
               <w:ind w:firstLine="0"/>
-              <w:jc w:val="left"/>
             </w:pPr>
             <w:r/>
-            <w:r>
-              <w:rPr>
-                <w:rFonts w:ascii="Times New Roman" w:hAnsi="Times New Roman" w:cs="Times New Roman" w:eastAsia="Times New Roman"/>
-                <w:b w:val="0"/>
-                <w:i w:val="0"/>
-                <w:sz w:val="24"/>
-              </w:rPr>
-              <w:t>PD = 1 / (1 + 50 · 2^((балл − 600) / 20))</w:t>
-            </w:r>
+            <m:oMathPara>
+              <m:oMath>
+                <m:r>
+                  <m:rPr>
+                    <m:sty m:val="p"/>
+                  </m:rPr>
+                  <w:rPr>
+                    <w:rFonts w:ascii="Cambria Math" w:hAnsi="Cambria Math" w:cs="Cambria Math"/>
+                    <w:sz w:val="24"/>
+                    <w:szCs w:val="24"/>
+                  </w:rPr>
+                  <m:t>PD</m:t>
+                </m:r>
+                <m:r>
+                  <w:rPr>
+                    <w:rFonts w:ascii="Cambria Math" w:hAnsi="Cambria Math" w:cs="Cambria Math"/>
+                    <w:sz w:val="24"/>
+                    <w:szCs w:val="24"/>
+                  </w:rPr>
+                  <m:t>=</m:t>
+                </m:r>
+                <m:f>
+                  <m:fPr>
+                    <m:type m:val="bar"/>
+                  </m:fPr>
+                  <m:num>
+                    <m:argPr>
+                      <m:scrLvl m:val="0"/>
+                    </m:argPr>
+                    <m:r>
+                      <w:rPr>
+                        <w:rFonts w:ascii="Cambria Math" w:hAnsi="Cambria Math" w:cs="Cambria Math"/>
+                        <w:sz w:val="24"/>
+                        <w:szCs w:val="24"/>
+                      </w:rPr>
+                      <m:t>1</m:t>
+                    </m:r>
+                  </m:num>
+                  <m:den>
+                    <m:argPr>
+                      <m:scrLvl m:val="0"/>
+                    </m:argPr>
+                    <m:r>
+                      <w:rPr>
+                        <w:rFonts w:ascii="Cambria Math" w:hAnsi="Cambria Math" w:cs="Cambria Math"/>
+                        <w:sz w:val="24"/>
+                        <w:szCs w:val="24"/>
+                      </w:rPr>
+                      <m:t>1+50·</m:t>
+                    </m:r>
+                    <m:sSup>
+                      <m:e>
+                        <m:argPr>
+                          <m:scrLvl m:val="0"/>
+                        </m:argPr>
+                        <m:r>
+                          <w:rPr>
+                            <w:rFonts w:ascii="Cambria Math" w:hAnsi="Cambria Math" w:cs="Cambria Math"/>
+                            <w:sz w:val="24"/>
+                            <w:szCs w:val="24"/>
+                          </w:rPr>
+                          <m:t>2</m:t>
+                        </m:r>
+                      </m:e>
+                      <m:sup>
+                        <m:argPr>
+                          <m:scrLvl m:val="0"/>
+                        </m:argPr>
+                        <m:r>
+                          <w:rPr>
+                            <w:rFonts w:ascii="Cambria Math" w:hAnsi="Cambria Math" w:cs="Cambria Math"/>
+                            <w:sz w:val="24"/>
+                            <w:szCs w:val="24"/>
+                          </w:rPr>
+                          <m:t>(S−600)/20</m:t>
+                        </m:r>
+                      </m:sup>
+                    </m:sSup>
+                  </m:den>
+                </m:f>
+              </m:oMath>
+            </m:oMathPara>
           </w:p>
         </w:tc>
       </w:tr>

--- a/reports/ПР_5-6_Функциональное_моделирование.docx
+++ b/reports/ПР_5-6_Функциональное_моделирование.docx
@@ -3643,7 +3643,7 @@
       <w:r>
         <w:drawing>
           <wp:inline xmlns:a="http://schemas.openxmlformats.org/drawingml/2006/main" xmlns:pic="http://schemas.openxmlformats.org/drawingml/2006/picture">
-            <wp:extent cx="5940000" cy="1586746"/>
+            <wp:extent cx="5940000" cy="1586745"/>
             <wp:docPr id="3" name="Picture 3"/>
             <wp:cNvGraphicFramePr>
               <a:graphicFrameLocks noChangeAspect="1"/>
@@ -3664,7 +3664,7 @@
                   <pic:spPr>
                     <a:xfrm>
                       <a:off x="0" y="0"/>
-                      <a:ext cx="5940000" cy="1586746"/>
+                      <a:ext cx="5940000" cy="1586745"/>
                     </a:xfrm>
                     <a:prstGeom prst="rect"/>
                   </pic:spPr>
@@ -4447,7 +4447,7 @@
       <w:r>
         <w:drawing>
           <wp:inline xmlns:a="http://schemas.openxmlformats.org/drawingml/2006/main" xmlns:pic="http://schemas.openxmlformats.org/drawingml/2006/picture">
-            <wp:extent cx="5940000" cy="1586746"/>
+            <wp:extent cx="5940000" cy="1586745"/>
             <wp:docPr id="4" name="Picture 4"/>
             <wp:cNvGraphicFramePr>
               <a:graphicFrameLocks noChangeAspect="1"/>
@@ -4468,7 +4468,7 @@
                   <pic:spPr>
                     <a:xfrm>
                       <a:off x="0" y="0"/>
-                      <a:ext cx="5940000" cy="1586746"/>
+                      <a:ext cx="5940000" cy="1586745"/>
                     </a:xfrm>
                     <a:prstGeom prst="rect"/>
                   </pic:spPr>
@@ -5700,21 +5700,104 @@
           </w:tcPr>
           <w:p>
             <w:pPr>
-              <w:widowControl w:val="0"/>
-              <w:spacing w:line="240" w:lineRule="auto" w:after="0"/>
+              <w:spacing w:after="0"/>
               <w:ind w:firstLine="0"/>
-              <w:jc w:val="left"/>
             </w:pPr>
             <w:r/>
-            <w:r>
-              <w:rPr>
-                <w:rFonts w:ascii="Times New Roman" w:hAnsi="Times New Roman" w:cs="Times New Roman" w:eastAsia="Times New Roman"/>
-                <w:b w:val="0"/>
-                <w:i w:val="0"/>
-                <w:sz w:val="24"/>
-              </w:rPr>
-              <w:t>Балл = 400 + сумма баллов характеристик</w:t>
-            </w:r>
+            <m:oMathPara>
+              <m:oMath>
+                <m:r>
+                  <w:rPr>
+                    <w:rFonts w:ascii="Cambria Math" w:hAnsi="Cambria Math" w:cs="Cambria Math"/>
+                    <w:sz w:val="24"/>
+                    <w:szCs w:val="24"/>
+                  </w:rPr>
+                  <m:t>S=400+</m:t>
+                </m:r>
+                <m:nary>
+                  <m:naryPr>
+                    <m:chr m:val="∑"/>
+                    <m:limLoc m:val="undOvr"/>
+                    <m:grow m:val="1"/>
+                    <m:subHide m:val="off"/>
+                    <m:supHide m:val="on"/>
+                  </m:naryPr>
+                  <m:sub>
+                    <m:r>
+                      <w:rPr>
+                        <w:rFonts w:ascii="Cambria Math" w:hAnsi="Cambria Math" w:cs="Cambria Math"/>
+                        <w:sz w:val="24"/>
+                        <w:szCs w:val="24"/>
+                      </w:rPr>
+                      <m:t>j</m:t>
+                    </m:r>
+                  </m:sub>
+                  <m:sup/>
+                  <m:e>
+                    <m:sSub>
+                      <m:e>
+                        <m:r>
+                          <w:rPr>
+                            <w:rFonts w:ascii="Cambria Math" w:hAnsi="Cambria Math" w:cs="Cambria Math"/>
+                            <w:sz w:val="24"/>
+                            <w:szCs w:val="24"/>
+                          </w:rPr>
+                          <m:t>π</m:t>
+                        </m:r>
+                      </m:e>
+                      <m:sub>
+                        <m:r>
+                          <w:rPr>
+                            <w:rFonts w:ascii="Cambria Math" w:hAnsi="Cambria Math" w:cs="Cambria Math"/>
+                            <w:sz w:val="24"/>
+                            <w:szCs w:val="24"/>
+                          </w:rPr>
+                          <m:t>j</m:t>
+                        </m:r>
+                      </m:sub>
+                    </m:sSub>
+                  </m:e>
+                </m:nary>
+                <m:r>
+                  <w:rPr>
+                    <w:rFonts w:ascii="Cambria Math" w:hAnsi="Cambria Math" w:cs="Cambria Math"/>
+                    <w:sz w:val="24"/>
+                    <w:szCs w:val="24"/>
+                  </w:rPr>
+                  <m:t>(</m:t>
+                </m:r>
+                <m:sSub>
+                  <m:e>
+                    <m:r>
+                      <w:rPr>
+                        <w:rFonts w:ascii="Cambria Math" w:hAnsi="Cambria Math" w:cs="Cambria Math"/>
+                        <w:sz w:val="24"/>
+                        <w:szCs w:val="24"/>
+                      </w:rPr>
+                      <m:t>x</m:t>
+                    </m:r>
+                  </m:e>
+                  <m:sub>
+                    <m:r>
+                      <w:rPr>
+                        <w:rFonts w:ascii="Cambria Math" w:hAnsi="Cambria Math" w:cs="Cambria Math"/>
+                        <w:sz w:val="24"/>
+                        <w:szCs w:val="24"/>
+                      </w:rPr>
+                      <m:t>j</m:t>
+                    </m:r>
+                  </m:sub>
+                </m:sSub>
+                <m:r>
+                  <w:rPr>
+                    <w:rFonts w:ascii="Cambria Math" w:hAnsi="Cambria Math" w:cs="Cambria Math"/>
+                    <w:sz w:val="24"/>
+                    <w:szCs w:val="24"/>
+                  </w:rPr>
+                  <m:t>)</m:t>
+                </m:r>
+              </m:oMath>
+            </m:oMathPara>
           </w:p>
         </w:tc>
       </w:tr>
@@ -5774,12 +5857,261 @@
           </w:tcPr>
           <w:p>
             <w:pPr>
+              <w:spacing w:after="0"/>
+              <w:ind w:firstLine="0"/>
+            </w:pPr>
+            <w:r/>
+            <m:oMathPara>
+              <m:oMath>
+                <m:sSub>
+                  <m:e>
+                    <m:r>
+                      <w:rPr>
+                        <w:rFonts w:ascii="Cambria Math" w:hAnsi="Cambria Math" w:cs="Cambria Math"/>
+                        <w:sz w:val="24"/>
+                        <w:szCs w:val="24"/>
+                      </w:rPr>
+                      <m:t>v</m:t>
+                    </m:r>
+                  </m:e>
+                  <m:sub>
+                    <m:r>
+                      <w:rPr>
+                        <w:rFonts w:ascii="Cambria Math" w:hAnsi="Cambria Math" w:cs="Cambria Math"/>
+                        <w:sz w:val="24"/>
+                        <w:szCs w:val="24"/>
+                      </w:rPr>
+                      <m:t>j</m:t>
+                    </m:r>
+                  </m:sub>
+                </m:sSub>
+                <m:r>
+                  <w:rPr>
+                    <w:rFonts w:ascii="Cambria Math" w:hAnsi="Cambria Math" w:cs="Cambria Math"/>
+                    <w:sz w:val="24"/>
+                    <w:szCs w:val="24"/>
+                  </w:rPr>
+                  <m:t>=</m:t>
+                </m:r>
+                <m:sSub>
+                  <m:e>
+                    <m:r>
+                      <w:rPr>
+                        <w:rFonts w:ascii="Cambria Math" w:hAnsi="Cambria Math" w:cs="Cambria Math"/>
+                        <w:sz w:val="24"/>
+                        <w:szCs w:val="24"/>
+                      </w:rPr>
+                      <m:t>π</m:t>
+                    </m:r>
+                  </m:e>
+                  <m:sub>
+                    <m:r>
+                      <w:rPr>
+                        <w:rFonts w:ascii="Cambria Math" w:hAnsi="Cambria Math" w:cs="Cambria Math"/>
+                        <w:sz w:val="24"/>
+                        <w:szCs w:val="24"/>
+                      </w:rPr>
+                      <m:t>j</m:t>
+                    </m:r>
+                  </m:sub>
+                </m:sSub>
+                <m:r>
+                  <w:rPr>
+                    <w:rFonts w:ascii="Cambria Math" w:hAnsi="Cambria Math" w:cs="Cambria Math"/>
+                    <w:sz w:val="24"/>
+                    <w:szCs w:val="24"/>
+                  </w:rPr>
+                  <m:t>(</m:t>
+                </m:r>
+                <m:sSub>
+                  <m:e>
+                    <m:r>
+                      <w:rPr>
+                        <w:rFonts w:ascii="Cambria Math" w:hAnsi="Cambria Math" w:cs="Cambria Math"/>
+                        <w:sz w:val="24"/>
+                        <w:szCs w:val="24"/>
+                      </w:rPr>
+                      <m:t>x</m:t>
+                    </m:r>
+                  </m:e>
+                  <m:sub>
+                    <m:r>
+                      <w:rPr>
+                        <w:rFonts w:ascii="Cambria Math" w:hAnsi="Cambria Math" w:cs="Cambria Math"/>
+                        <w:sz w:val="24"/>
+                        <w:szCs w:val="24"/>
+                      </w:rPr>
+                      <m:t>j</m:t>
+                    </m:r>
+                  </m:sub>
+                </m:sSub>
+                <m:r>
+                  <w:rPr>
+                    <w:rFonts w:ascii="Cambria Math" w:hAnsi="Cambria Math" w:cs="Cambria Math"/>
+                    <w:sz w:val="24"/>
+                    <w:szCs w:val="24"/>
+                  </w:rPr>
+                  <m:t>)−</m:t>
+                </m:r>
+                <m:f>
+                  <m:fPr>
+                    <m:type m:val="bar"/>
+                  </m:fPr>
+                  <m:num>
+                    <m:argPr>
+                      <m:scrLvl m:val="0"/>
+                    </m:argPr>
+                    <m:sSub>
+                      <m:e>
+                        <m:argPr>
+                          <m:scrLvl m:val="0"/>
+                        </m:argPr>
+                        <m:r>
+                          <m:rPr>
+                            <m:sty m:val="p"/>
+                          </m:rPr>
+                          <w:rPr>
+                            <w:rFonts w:ascii="Cambria Math" w:hAnsi="Cambria Math" w:cs="Cambria Math"/>
+                            <w:sz w:val="24"/>
+                            <w:szCs w:val="24"/>
+                          </w:rPr>
+                          <m:t>min</m:t>
+                        </m:r>
+                      </m:e>
+                      <m:sub>
+                        <m:argPr>
+                          <m:scrLvl m:val="0"/>
+                        </m:argPr>
+                        <m:r>
+                          <w:rPr>
+                            <w:rFonts w:ascii="Cambria Math" w:hAnsi="Cambria Math" w:cs="Cambria Math"/>
+                            <w:sz w:val="24"/>
+                            <w:szCs w:val="24"/>
+                          </w:rPr>
+                          <m:t>k</m:t>
+                        </m:r>
+                      </m:sub>
+                    </m:sSub>
+                    <m:sSub>
+                      <m:e>
+                        <m:argPr>
+                          <m:scrLvl m:val="0"/>
+                        </m:argPr>
+                        <m:r>
+                          <w:rPr>
+                            <w:rFonts w:ascii="Cambria Math" w:hAnsi="Cambria Math" w:cs="Cambria Math"/>
+                            <w:sz w:val="24"/>
+                            <w:szCs w:val="24"/>
+                          </w:rPr>
+                          <m:t>π</m:t>
+                        </m:r>
+                      </m:e>
+                      <m:sub>
+                        <m:argPr>
+                          <m:scrLvl m:val="0"/>
+                        </m:argPr>
+                        <m:r>
+                          <w:rPr>
+                            <w:rFonts w:ascii="Cambria Math" w:hAnsi="Cambria Math" w:cs="Cambria Math"/>
+                            <w:sz w:val="24"/>
+                            <w:szCs w:val="24"/>
+                          </w:rPr>
+                          <m:t>jk</m:t>
+                        </m:r>
+                      </m:sub>
+                    </m:sSub>
+                    <m:r>
+                      <w:rPr>
+                        <w:rFonts w:ascii="Cambria Math" w:hAnsi="Cambria Math" w:cs="Cambria Math"/>
+                        <w:sz w:val="24"/>
+                        <w:szCs w:val="24"/>
+                      </w:rPr>
+                      <m:t>+</m:t>
+                    </m:r>
+                    <m:sSub>
+                      <m:e>
+                        <m:argPr>
+                          <m:scrLvl m:val="0"/>
+                        </m:argPr>
+                        <m:r>
+                          <m:rPr>
+                            <m:sty m:val="p"/>
+                          </m:rPr>
+                          <w:rPr>
+                            <w:rFonts w:ascii="Cambria Math" w:hAnsi="Cambria Math" w:cs="Cambria Math"/>
+                            <w:sz w:val="24"/>
+                            <w:szCs w:val="24"/>
+                          </w:rPr>
+                          <m:t>max</m:t>
+                        </m:r>
+                      </m:e>
+                      <m:sub>
+                        <m:argPr>
+                          <m:scrLvl m:val="0"/>
+                        </m:argPr>
+                        <m:r>
+                          <w:rPr>
+                            <w:rFonts w:ascii="Cambria Math" w:hAnsi="Cambria Math" w:cs="Cambria Math"/>
+                            <w:sz w:val="24"/>
+                            <w:szCs w:val="24"/>
+                          </w:rPr>
+                          <m:t>k</m:t>
+                        </m:r>
+                      </m:sub>
+                    </m:sSub>
+                    <m:sSub>
+                      <m:e>
+                        <m:argPr>
+                          <m:scrLvl m:val="0"/>
+                        </m:argPr>
+                        <m:r>
+                          <w:rPr>
+                            <w:rFonts w:ascii="Cambria Math" w:hAnsi="Cambria Math" w:cs="Cambria Math"/>
+                            <w:sz w:val="24"/>
+                            <w:szCs w:val="24"/>
+                          </w:rPr>
+                          <m:t>π</m:t>
+                        </m:r>
+                      </m:e>
+                      <m:sub>
+                        <m:argPr>
+                          <m:scrLvl m:val="0"/>
+                        </m:argPr>
+                        <m:r>
+                          <w:rPr>
+                            <w:rFonts w:ascii="Cambria Math" w:hAnsi="Cambria Math" w:cs="Cambria Math"/>
+                            <w:sz w:val="24"/>
+                            <w:szCs w:val="24"/>
+                          </w:rPr>
+                          <m:t>jk</m:t>
+                        </m:r>
+                      </m:sub>
+                    </m:sSub>
+                  </m:num>
+                  <m:den>
+                    <m:argPr>
+                      <m:scrLvl m:val="0"/>
+                    </m:argPr>
+                    <m:r>
+                      <w:rPr>
+                        <w:rFonts w:ascii="Cambria Math" w:hAnsi="Cambria Math" w:cs="Cambria Math"/>
+                        <w:sz w:val="24"/>
+                        <w:szCs w:val="24"/>
+                      </w:rPr>
+                      <m:t>2</m:t>
+                    </m:r>
+                  </m:den>
+                </m:f>
+              </m:oMath>
+            </m:oMathPara>
+          </w:p>
+          <w:p>
+            <w:pPr>
               <w:widowControl w:val="0"/>
               <w:spacing w:line="240" w:lineRule="auto" w:after="0"/>
               <w:ind w:firstLine="0"/>
               <w:jc w:val="left"/>
             </w:pPr>
-            <w:r/>
             <w:r>
               <w:rPr>
                 <w:rFonts w:ascii="Times New Roman" w:hAnsi="Times New Roman" w:cs="Times New Roman" w:eastAsia="Times New Roman"/>
@@ -5787,7 +6119,7 @@
                 <w:i w:val="0"/>
                 <w:sz w:val="24"/>
               </w:rPr>
-              <w:t>Баллы характеристики минус середина её диапазона баллов</w:t>
+              <w:t>— отклонение от середины диапазона баллов</w:t>
             </w:r>
           </w:p>
         </w:tc>
@@ -5848,21 +6180,92 @@
           </w:tcPr>
           <w:p>
             <w:pPr>
-              <w:widowControl w:val="0"/>
-              <w:spacing w:line="240" w:lineRule="auto" w:after="0"/>
+              <w:spacing w:after="0"/>
               <w:ind w:firstLine="0"/>
-              <w:jc w:val="left"/>
             </w:pPr>
             <w:r/>
-            <w:r>
-              <w:rPr>
-                <w:rFonts w:ascii="Times New Roman" w:hAnsi="Times New Roman" w:cs="Times New Roman" w:eastAsia="Times New Roman"/>
-                <w:b w:val="0"/>
-                <w:i w:val="0"/>
-                <w:sz w:val="24"/>
-              </w:rPr>
-              <w:t>PD = 1 / (1 + 50 · 2^((балл − 600) / 20))</w:t>
-            </w:r>
+            <m:oMathPara>
+              <m:oMath>
+                <m:r>
+                  <m:rPr>
+                    <m:sty m:val="p"/>
+                  </m:rPr>
+                  <w:rPr>
+                    <w:rFonts w:ascii="Cambria Math" w:hAnsi="Cambria Math" w:cs="Cambria Math"/>
+                    <w:sz w:val="24"/>
+                    <w:szCs w:val="24"/>
+                  </w:rPr>
+                  <m:t>PD</m:t>
+                </m:r>
+                <m:r>
+                  <w:rPr>
+                    <w:rFonts w:ascii="Cambria Math" w:hAnsi="Cambria Math" w:cs="Cambria Math"/>
+                    <w:sz w:val="24"/>
+                    <w:szCs w:val="24"/>
+                  </w:rPr>
+                  <m:t>=</m:t>
+                </m:r>
+                <m:f>
+                  <m:fPr>
+                    <m:type m:val="bar"/>
+                  </m:fPr>
+                  <m:num>
+                    <m:argPr>
+                      <m:scrLvl m:val="0"/>
+                    </m:argPr>
+                    <m:r>
+                      <w:rPr>
+                        <w:rFonts w:ascii="Cambria Math" w:hAnsi="Cambria Math" w:cs="Cambria Math"/>
+                        <w:sz w:val="24"/>
+                        <w:szCs w:val="24"/>
+                      </w:rPr>
+                      <m:t>1</m:t>
+                    </m:r>
+                  </m:num>
+                  <m:den>
+                    <m:argPr>
+                      <m:scrLvl m:val="0"/>
+                    </m:argPr>
+                    <m:r>
+                      <w:rPr>
+                        <w:rFonts w:ascii="Cambria Math" w:hAnsi="Cambria Math" w:cs="Cambria Math"/>
+                        <w:sz w:val="24"/>
+                        <w:szCs w:val="24"/>
+                      </w:rPr>
+                      <m:t>1+50·</m:t>
+                    </m:r>
+                    <m:sSup>
+                      <m:e>
+                        <m:argPr>
+                          <m:scrLvl m:val="0"/>
+                        </m:argPr>
+                        <m:r>
+                          <w:rPr>
+                            <w:rFonts w:ascii="Cambria Math" w:hAnsi="Cambria Math" w:cs="Cambria Math"/>
+                            <w:sz w:val="24"/>
+                            <w:szCs w:val="24"/>
+                          </w:rPr>
+                          <m:t>2</m:t>
+                        </m:r>
+                      </m:e>
+                      <m:sup>
+                        <m:argPr>
+                          <m:scrLvl m:val="0"/>
+                        </m:argPr>
+                        <m:r>
+                          <w:rPr>
+                            <w:rFonts w:ascii="Cambria Math" w:hAnsi="Cambria Math" w:cs="Cambria Math"/>
+                            <w:sz w:val="24"/>
+                            <w:szCs w:val="24"/>
+                          </w:rPr>
+                          <m:t>(S−600)/20</m:t>
+                        </m:r>
+                      </m:sup>
+                    </m:sSup>
+                  </m:den>
+                </m:f>
+              </m:oMath>
+            </m:oMathPara>
           </w:p>
         </w:tc>
       </w:tr>
@@ -6305,6 +6708,116 @@
           </w:p>
         </w:tc>
       </w:tr>
+    </w:tbl>
+    <w:p>
+      <w:pPr>
+        <w:keepNext/>
+        <w:ind w:firstLine="0"/>
+        <w:jc w:val="right"/>
+      </w:pPr>
+      <w:r>
+        <w:rPr>
+          <w:rFonts w:ascii="Times New Roman" w:hAnsi="Times New Roman" w:cs="Times New Roman" w:eastAsia="Times New Roman"/>
+          <w:b w:val="0"/>
+          <w:i w:val="0"/>
+          <w:sz w:val="28"/>
+        </w:rPr>
+        <w:t>Продолжение таблицы 5.8</w:t>
+      </w:r>
+    </w:p>
+    <w:tbl>
+      <w:tblPr>
+        <w:tblStyle w:val="TableGrid"/>
+        <w:tblW w:type="auto" w:w="0"/>
+        <w:jc w:val="center"/>
+        <w:tblLayout w:type="fixed"/>
+        <w:tblLook w:firstColumn="1" w:firstRow="1" w:lastColumn="0" w:lastRow="0" w:noHBand="0" w:noVBand="1" w:val="04A0"/>
+        <w:tblLayout w:type="fixed"/>
+        <w:tblCaption w:val="5.8|3"/>
+      </w:tblPr>
+      <w:tblGrid>
+        <w:gridCol w:w="2608"/>
+        <w:gridCol w:w="1701"/>
+        <w:gridCol w:w="5046"/>
+      </w:tblGrid>
+      <w:tr>
+        <w:trPr>
+          <w:cantSplit/>
+          <w:tblHeader/>
+        </w:trPr>
+        <w:tc>
+          <w:tcPr>
+            <w:tcW w:type="dxa" w:w="2608"/>
+          </w:tcPr>
+          <w:p>
+            <w:pPr>
+              <w:keepNext/>
+              <w:widowControl w:val="0"/>
+              <w:spacing w:line="240" w:lineRule="auto" w:after="0"/>
+              <w:ind w:firstLine="0"/>
+              <w:jc w:val="center"/>
+            </w:pPr>
+            <w:r/>
+            <w:r>
+              <w:rPr>
+                <w:rFonts w:ascii="Times New Roman" w:hAnsi="Times New Roman" w:cs="Times New Roman" w:eastAsia="Times New Roman"/>
+                <w:b w:val="0"/>
+                <w:i w:val="0"/>
+                <w:sz w:val="24"/>
+              </w:rPr>
+              <w:t>Наименование</w:t>
+            </w:r>
+          </w:p>
+        </w:tc>
+        <w:tc>
+          <w:tcPr>
+            <w:tcW w:type="dxa" w:w="1701"/>
+          </w:tcPr>
+          <w:p>
+            <w:pPr>
+              <w:keepNext/>
+              <w:widowControl w:val="0"/>
+              <w:spacing w:line="240" w:lineRule="auto" w:after="0"/>
+              <w:ind w:firstLine="0"/>
+              <w:jc w:val="center"/>
+            </w:pPr>
+            <w:r/>
+            <w:r>
+              <w:rPr>
+                <w:rFonts w:ascii="Times New Roman" w:hAnsi="Times New Roman" w:cs="Times New Roman" w:eastAsia="Times New Roman"/>
+                <w:b w:val="0"/>
+                <w:i w:val="0"/>
+                <w:sz w:val="24"/>
+              </w:rPr>
+              <w:t>Вид</w:t>
+            </w:r>
+          </w:p>
+        </w:tc>
+        <w:tc>
+          <w:tcPr>
+            <w:tcW w:type="dxa" w:w="5046"/>
+          </w:tcPr>
+          <w:p>
+            <w:pPr>
+              <w:keepNext/>
+              <w:widowControl w:val="0"/>
+              <w:spacing w:line="240" w:lineRule="auto" w:after="0"/>
+              <w:ind w:firstLine="0"/>
+              <w:jc w:val="center"/>
+            </w:pPr>
+            <w:r/>
+            <w:r>
+              <w:rPr>
+                <w:rFonts w:ascii="Times New Roman" w:hAnsi="Times New Roman" w:cs="Times New Roman" w:eastAsia="Times New Roman"/>
+                <w:b w:val="0"/>
+                <w:i w:val="0"/>
+                <w:sz w:val="24"/>
+              </w:rPr>
+              <w:t>Описание</w:t>
+            </w:r>
+          </w:p>
+        </w:tc>
+      </w:tr>
       <w:tr>
         <w:trPr>
           <w:cantSplit/>
